--- a/ENOW_EWEH_MAC_BRENDA.docx
+++ b/ENOW_EWEH_MAC_BRENDA.docx
@@ -93,13 +93,7 @@
         <w:rPr>
           <w:rFonts w:ascii="Times New Roman" w:hAnsi="Times New Roman" w:cs="Times New Roman"/>
         </w:rPr>
-        <w:t xml:space="preserve"> </w:t>
-      </w:r>
-      <w:r>
-        <w:rPr>
-          <w:rFonts w:ascii="Times New Roman" w:hAnsi="Times New Roman" w:cs="Times New Roman"/>
-        </w:rPr>
-        <w:t>In sub-Saharan Africa, women's ability to make autonomous decisions about family planning remains constrained by socioeconomic, cultural, and institutional factors. Cameroon presents a particularly important context, with over half of married women lacking household decision-making autonomy. This study examines the individual, interpersonal, and institutional determinants of family planning decisional autonomy among married women in Cameroon.</w:t>
+        <w:t xml:space="preserve"> In sub-Saharan Africa, women's ability to make autonomous decisions about family planning remains constrained by socioeconomic, cultural, and institutional factors. Cameroon presents a particularly important context, with over half of married women lacking household decision-making autonomy. This study examines the individual, interpersonal, and institutional determinants of family planning decisional autonomy among married women in Cameroon.</w:t>
       </w:r>
       <w:r>
         <w:rPr>
@@ -125,13 +119,7 @@
         <w:rPr>
           <w:rFonts w:ascii="Times New Roman" w:hAnsi="Times New Roman" w:cs="Times New Roman"/>
         </w:rPr>
-        <w:t xml:space="preserve"> </w:t>
-      </w:r>
-      <w:r>
-        <w:rPr>
-          <w:rFonts w:ascii="Times New Roman" w:hAnsi="Times New Roman" w:cs="Times New Roman"/>
-        </w:rPr>
-        <w:t>Data from the 2018 Cameroon Demographic and Health Survey (DHS-7) were used. The analytical sample comprised </w:t>
+        <w:t xml:space="preserve"> Data from the 2018 Cameroon Demographic and Health Survey (DHS-7) were used. The analytical sample comprised </w:t>
       </w:r>
       <w:r>
         <w:rPr>
@@ -145,25 +133,7 @@
         <w:rPr>
           <w:rFonts w:ascii="Times New Roman" w:hAnsi="Times New Roman" w:cs="Times New Roman"/>
         </w:rPr>
-        <w:t> married or cohabiting, non-pregnant women aged 15-49 who were current contraceptive users. The outcome variable "who decides on contraceptive use" was constructed using v632, yielding four categories: woman alone, husband/partner alone, joint decision, and other. Independent variables were selected based on the UNFPA SDG Indicator 5.6.1 four-level determinants framework. Bivariate analysis using Chi-square tests was followed by multinomial logistic regression with woman alone as the reference catego</w:t>
-      </w:r>
-      <w:r>
-        <w:rPr>
-          <w:rFonts w:ascii="Times New Roman" w:hAnsi="Times New Roman" w:cs="Times New Roman"/>
-        </w:rPr>
-        <w:tab/>
-      </w:r>
-      <w:r>
-        <w:rPr>
-          <w:rFonts w:ascii="Times New Roman" w:hAnsi="Times New Roman" w:cs="Times New Roman"/>
-        </w:rPr>
-        <w:t>ry. All analyses accounted for the complex survey design using sampling weights. In addition to multinomial logistic regression, seven machine learning algorithms (Random Forest, XGBoost, LightGBM, AdaBoost, Decision Tree, Logistic Regression, and SVM) were trained and compared using 10-fold cross-validation with SMOTE balancing. Model performance was evaluated using accuracy, weighted F1-score, precision, and recall, with SHAP analysis for feature interpretation</w:t>
-      </w:r>
-      <w:r>
-        <w:rPr>
-          <w:rFonts w:ascii="Times New Roman" w:hAnsi="Times New Roman" w:cs="Times New Roman"/>
-        </w:rPr>
-        <w:t>.</w:t>
+        <w:t> married or cohabiting, non-pregnant women aged 15-49 who were current contraceptive users. The outcome variable "who decides on contraceptive use" was constructed using v632, yielding four categories: woman alone, husband/partner alone, joint decision, and other. Independent variables were selected based on the UNFPA SDG Indicator 5.6.1 four-level determinants framework. Bivariate analysis using Chi-square tests was followed by multinomial logistic regression with woman alone as the reference category. All analyses accounted for the complex survey design using sampling weights. In addition to multinomial logistic regression, seven machine learning algorithms (Random Forest, XGBoost, LightGBM, AdaBoost, Decision Tree, Logistic Regression, and SVM) were trained and compared using 5-fold stratified cross-validation with SMOTE balancing to address class imbalance. Model performance was evaluated using accuracy, weighted F1-score, precision, and recall, with SHAP analysis for feature interpretation.</w:t>
       </w:r>
       <w:r>
         <w:rPr>
@@ -189,19 +159,46 @@
         <w:rPr>
           <w:rFonts w:ascii="Times New Roman" w:hAnsi="Times New Roman" w:cs="Times New Roman"/>
         </w:rPr>
-        <w:t xml:space="preserve"> </w:t>
+        <w:t xml:space="preserve"> Of the analytical sample, 26.0% of women decided on contraception alone, 16.6% reported the husband/partner as the sole decision-maker, 57.3% made joint decisions, and 0.1% reported other decision-makers. Multinomial regression revealed that cohabiting women had significantly lower relative risk of husband-only decision-making compared to formally married women (RRR=0.382, 95%CI: 0.250–0.584, p&lt;0.001). Husband's education was strongly associated with joint decision-making, with women whose husbands had primary, secondary, or higher education being 2.6 to 2.9 times more likely to report joint decisions compared to those whose husbands had no education (all p&lt;0.05). Women whose partners desired more children had 67% lower likelihood of joint decision-making (RRR=0.333, 95%CI: 0.244–0.456, p&lt;0.001). Women's employment was protective against both husband-only (RRR=0.612, p&lt;0.05) and joint decision-making (RRR=0.638, p&lt;0.01). Regional variations were substantial: for husband-only decisions, the North (RRR=4.005) and North-West (RRR=5.430) regions showed significantly higher risk; for joint decisions, the Centre (RRR=2.995), Douala (RRR=2.760), North-West (RRR=5.090), and West (RRR=2.446) regions showed significantly higher risk (all p&lt;0.05). </w:t>
+      </w:r>
+    </w:p>
+    <w:p>
+      <w:pPr>
+        <w:spacing w:after="120"/>
+        <w:jc w:val="both"/>
+        <w:rPr>
+          <w:rFonts w:ascii="Times New Roman" w:hAnsi="Times New Roman" w:cs="Times New Roman"/>
+        </w:rPr>
+      </w:pPr>
+      <w:r>
+        <w:rPr>
+          <w:rFonts w:ascii="Times New Roman" w:hAnsi="Times New Roman" w:cs="Times New Roman"/>
+        </w:rPr>
+        <w:t>The LightGBM classifier achieved the highest predictive performance (accuracy: 5</w:t>
       </w:r>
       <w:r>
         <w:rPr>
           <w:rFonts w:ascii="Times New Roman" w:hAnsi="Times New Roman" w:cs="Times New Roman"/>
         </w:rPr>
-        <w:t>Of the analytical sample, 26.0% of women decided on contraception alone, 16.6% reported the husband/partner as the sole decision-maker, 57.3% made joint decisions, and 0.1% reported other decision-makers. Multinomial regression revealed that cohabiting women had significantly lower relative risk of husband-only decision-making compared to formally married women (RRR=0.382, 95%CI: 0.250–0.584, p&lt;0.001). Husband's education was strongly associated with joint decision-making, with women whose husbands had primary, secondary, or higher education being 2.6 to 2.9 times more likely to report joint decisions compared to those whose husbands had no education (all p&lt;0.05). Women whose partners desired more children had 67% lower likelihood of joint decision-making (RRR=0.333, 95%CI: 0.244–0.456, p&lt;0.001). Women's employment was protective against both husband-only (RRR=0.612, p&lt;0.05) and joint decision-making (RRR=0.638, p&lt;0.01). Regional variations were substantial: for husband-only decisions, the North (RRR=4.005) and North-West (RRR=5.430) regions showed significantly higher risk; for joint decisions, the Centre (RRR=2.995), Douala (RRR=2.760), North-West (RRR=5.090), and West (RRR=2.446) regions showed significantly higher risk (all p&lt;0.05). The LightGBM classifier achieved the highest predictive performance (accuracy: 57.0%, weighted F1: 53.7%). SHAP analysis corroborated the regression findings, identifying region, husband's education, partner's fertility preferences, and women's employment as the most influential predictors.</w:t>
+        <w:t>5</w:t>
       </w:r>
       <w:r>
         <w:rPr>
           <w:rFonts w:ascii="Times New Roman" w:hAnsi="Times New Roman" w:cs="Times New Roman"/>
         </w:rPr>
-        <w:t xml:space="preserve"> The machine learning app to predict this was built and can be accessible on the link: </w:t>
+        <w:t>.0%, weighted F1: 5</w:t>
+      </w:r>
+      <w:r>
+        <w:rPr>
+          <w:rFonts w:ascii="Times New Roman" w:hAnsi="Times New Roman" w:cs="Times New Roman"/>
+        </w:rPr>
+        <w:t>2</w:t>
+      </w:r>
+      <w:r>
+        <w:rPr>
+          <w:rFonts w:ascii="Times New Roman" w:hAnsi="Times New Roman" w:cs="Times New Roman"/>
+        </w:rPr>
+        <w:t xml:space="preserve">.7%). SHAP analysis corroborated the regression findings, identifying region, husband's education, partner's fertility preferences, and women's employment as the most influential predictors. The machine learning app to predict this was built and can be accessible on the link: </w:t>
       </w:r>
       <w:hyperlink r:id="rId6" w:history="1">
         <w:r>
@@ -236,13 +233,14 @@
         <w:rPr>
           <w:rFonts w:ascii="Times New Roman" w:hAnsi="Times New Roman" w:cs="Times New Roman"/>
         </w:rPr>
-        <w:t xml:space="preserve"> </w:t>
+        <w:t xml:space="preserve"> Husband's education, partner's fertility preferences, women's employment, and geographic region are key determinants of women's decisional autonomy in family planning in Cameroon. Convergent evidence from both multinomial logistic regression and machine learning SHAP analysis confirms these as the most robust predictors. Interventions should target women in high-risk </w:t>
       </w:r>
       <w:r>
         <w:rPr>
           <w:rFonts w:ascii="Times New Roman" w:hAnsi="Times New Roman" w:cs="Times New Roman"/>
         </w:rPr>
-        <w:t> Husband's education, partner's fertility preferences, women's employment, and geographic region are key determinants of women's decisional autonomy in family planning in Cameroon. Interventions should target women in high-risk regions (particularly the North and North-West), promote couple communication, address male partner fertility preferences, and support women's economic empowerment to improve reproductive decision-making power.</w:t>
+        <w:lastRenderedPageBreak/>
+        <w:t>regions (particularly the North and North-West), promote couple communication, address male partner fertility preferences, support women's economic empowerment, and leverage ANC contacts as entry points for reproductive empowerment counseling.</w:t>
       </w:r>
     </w:p>
     <w:p>
@@ -256,14 +254,13 @@
           <w:rFonts w:ascii="Times New Roman" w:hAnsi="Times New Roman" w:cs="Times New Roman"/>
           <w:b/>
         </w:rPr>
-        <w:lastRenderedPageBreak/>
         <w:t xml:space="preserve">Keywords: </w:t>
       </w:r>
       <w:r>
         <w:rPr>
           <w:rFonts w:ascii="Times New Roman" w:hAnsi="Times New Roman" w:cs="Times New Roman"/>
         </w:rPr>
-        <w:t>Decision-making autonomy, family planning, contraception, married women, Cameroon, DHS, multinomial logistic regression, machine learning</w:t>
+        <w:t>Decision-making autonomy, family planning, contraception, multinomial logistic regression, machine learning</w:t>
       </w:r>
     </w:p>
     <w:p>
@@ -362,21 +359,7 @@
         <w:rPr>
           <w:rFonts w:ascii="Times New Roman" w:hAnsi="Times New Roman" w:cs="Times New Roman"/>
         </w:rPr>
-        <w:t xml:space="preserve">While existing research has examined binary outcomes whether a woman has decision-making power or </w:t>
-      </w:r>
-      <w:proofErr w:type="gramStart"/>
-      <w:r>
-        <w:rPr>
-          <w:rFonts w:ascii="Times New Roman" w:hAnsi="Times New Roman" w:cs="Times New Roman"/>
-        </w:rPr>
-        <w:t>not  fewer</w:t>
-      </w:r>
-      <w:proofErr w:type="gramEnd"/>
-      <w:r>
-        <w:rPr>
-          <w:rFonts w:ascii="Times New Roman" w:hAnsi="Times New Roman" w:cs="Times New Roman"/>
-        </w:rPr>
-        <w:t xml:space="preserve"> studies have examined the full spectrum of who makes family planning decisions: the woman alone, the husband alone, jointly, or another party. Understanding these distinctions is critical for designing targeted interventions, as joint decision-making and woman-alone decision-making represent fundamentally different autonomy profiles.</w:t>
+        <w:t>While existing research has examined binary outcomes whether a woman has decision-making power or not  fewer studies have examined the full spectrum of who makes family planning decisions: the woman alone, the husband alone, jointly, or another party. Understanding these distinctions is critical for designing targeted interventions, as joint decision-making and woman-alone decision-making represent fundamentally different autonomy profiles.</w:t>
       </w:r>
     </w:p>
     <w:p>
@@ -443,19 +426,7 @@
         <w:rPr>
           <w:rFonts w:ascii="Times New Roman" w:hAnsi="Times New Roman" w:cs="Times New Roman"/>
         </w:rPr>
-        <w:t>To describe the sociodemographic</w:t>
-      </w:r>
-      <w:r>
-        <w:rPr>
-          <w:rFonts w:ascii="Times New Roman" w:hAnsi="Times New Roman" w:cs="Times New Roman"/>
-        </w:rPr>
-        <w:t xml:space="preserve"> and reproductive</w:t>
-      </w:r>
-      <w:r>
-        <w:rPr>
-          <w:rFonts w:ascii="Times New Roman" w:hAnsi="Times New Roman" w:cs="Times New Roman"/>
-        </w:rPr>
-        <w:t xml:space="preserve"> characteristics of married women in Cameroon and the distribution of family planning decisional autonomy.</w:t>
+        <w:t>To describe the sociodemographic and reproductive characteristics of married women in Cameroon and the distribution of family planning decisional autonomy.</w:t>
       </w:r>
     </w:p>
     <w:p>
@@ -491,53 +462,7 @@
         <w:rPr>
           <w:rFonts w:ascii="Times New Roman" w:hAnsi="Times New Roman" w:cs="Times New Roman"/>
         </w:rPr>
-        <w:t>To identify the independent factors associated with husband-</w:t>
-      </w:r>
-      <w:proofErr w:type="gramStart"/>
-      <w:r>
-        <w:rPr>
-          <w:rFonts w:ascii="Times New Roman" w:hAnsi="Times New Roman" w:cs="Times New Roman"/>
-        </w:rPr>
-        <w:t xml:space="preserve">only </w:t>
-      </w:r>
-      <w:r>
-        <w:rPr>
-          <w:rFonts w:ascii="Times New Roman" w:hAnsi="Times New Roman" w:cs="Times New Roman"/>
-        </w:rPr>
-        <w:t>,</w:t>
-      </w:r>
-      <w:proofErr w:type="gramEnd"/>
-      <w:r>
-        <w:rPr>
-          <w:rFonts w:ascii="Times New Roman" w:hAnsi="Times New Roman" w:cs="Times New Roman"/>
-        </w:rPr>
-        <w:t xml:space="preserve"> joint decision-</w:t>
-      </w:r>
-      <w:proofErr w:type="gramStart"/>
-      <w:r>
-        <w:rPr>
-          <w:rFonts w:ascii="Times New Roman" w:hAnsi="Times New Roman" w:cs="Times New Roman"/>
-        </w:rPr>
-        <w:t xml:space="preserve">making </w:t>
-      </w:r>
-      <w:r>
-        <w:rPr>
-          <w:rFonts w:ascii="Times New Roman" w:hAnsi="Times New Roman" w:cs="Times New Roman"/>
-        </w:rPr>
-        <w:t>,</w:t>
-      </w:r>
-      <w:proofErr w:type="gramEnd"/>
-      <w:r>
-        <w:rPr>
-          <w:rFonts w:ascii="Times New Roman" w:hAnsi="Times New Roman" w:cs="Times New Roman"/>
-        </w:rPr>
-        <w:t xml:space="preserve"> decision made by others </w:t>
-      </w:r>
-      <w:r>
-        <w:rPr>
-          <w:rFonts w:ascii="Times New Roman" w:hAnsi="Times New Roman" w:cs="Times New Roman"/>
-        </w:rPr>
-        <w:t>compared to woman-alone decision-making, using multinomial logistic regression.</w:t>
+        <w:t>To identify the independent factors associated with husband-only , joint decision-making , decision made by others compared to woman-alone decision-making, using multinomial logistic regression.</w:t>
       </w:r>
     </w:p>
     <w:p>
@@ -625,87 +550,7 @@
         <w:rPr>
           <w:rFonts w:ascii="Times New Roman" w:hAnsi="Times New Roman" w:cs="Times New Roman"/>
         </w:rPr>
-        <w:t>The total DHS sample comprised 14,677 women aged 15-49. For the purposes of this analysis, the study was restricted to currently married or in-union women (</w:t>
-      </w:r>
-      <w:r>
-        <w:rPr>
-          <w:rFonts w:ascii="Times New Roman" w:hAnsi="Times New Roman" w:cs="Times New Roman"/>
-        </w:rPr>
-        <w:t>V</w:t>
-      </w:r>
-      <w:r>
-        <w:rPr>
-          <w:rFonts w:ascii="Times New Roman" w:hAnsi="Times New Roman" w:cs="Times New Roman"/>
-        </w:rPr>
-        <w:t>502 = 1) who were not pregnant at the time of the survey (</w:t>
-      </w:r>
-      <w:r>
-        <w:rPr>
-          <w:rFonts w:ascii="Times New Roman" w:hAnsi="Times New Roman" w:cs="Times New Roman"/>
-        </w:rPr>
-        <w:t>V</w:t>
-      </w:r>
-      <w:r>
-        <w:rPr>
-          <w:rFonts w:ascii="Times New Roman" w:hAnsi="Times New Roman" w:cs="Times New Roman"/>
-        </w:rPr>
-        <w:t>213 = 0),</w:t>
-      </w:r>
-      <w:r>
-        <w:rPr>
-          <w:rFonts w:ascii="Times New Roman" w:hAnsi="Times New Roman" w:cs="Times New Roman"/>
-        </w:rPr>
-        <w:t xml:space="preserve"> </w:t>
-      </w:r>
-      <w:r>
-        <w:rPr>
-          <w:rFonts w:ascii="Times New Roman" w:hAnsi="Times New Roman" w:cs="Times New Roman"/>
-        </w:rPr>
-        <w:t>and were currently using a contraceptive method (V</w:t>
-      </w:r>
-      <w:proofErr w:type="gramStart"/>
-      <w:r>
-        <w:rPr>
-          <w:rFonts w:ascii="Times New Roman" w:hAnsi="Times New Roman" w:cs="Times New Roman"/>
-        </w:rPr>
-        <w:t>312 !</w:t>
-      </w:r>
-      <w:proofErr w:type="gramEnd"/>
-      <w:r>
-        <w:rPr>
-          <w:rFonts w:ascii="Times New Roman" w:hAnsi="Times New Roman" w:cs="Times New Roman"/>
-        </w:rPr>
-        <w:t>=0)</w:t>
-      </w:r>
-      <w:r>
-        <w:rPr>
-          <w:rFonts w:ascii="Times New Roman" w:hAnsi="Times New Roman" w:cs="Times New Roman"/>
-        </w:rPr>
-        <w:t xml:space="preserve"> yielding an analytical sample of </w:t>
-      </w:r>
-      <w:r>
-        <w:rPr>
-          <w:rFonts w:ascii="Times New Roman" w:hAnsi="Times New Roman" w:cs="Times New Roman"/>
-        </w:rPr>
-        <w:t>1533</w:t>
-      </w:r>
-      <w:r>
-        <w:rPr>
-          <w:rFonts w:ascii="Times New Roman" w:hAnsi="Times New Roman" w:cs="Times New Roman"/>
-        </w:rPr>
-        <w:t xml:space="preserve"> women. Pregnant women were excluded because the decision-making context for contraception differs substantially during pregnancy</w:t>
-      </w:r>
-      <w:r>
-        <w:rPr>
-          <w:rFonts w:ascii="Times New Roman" w:hAnsi="Times New Roman" w:cs="Times New Roman"/>
-        </w:rPr>
-        <w:t xml:space="preserve"> and also to adhere to the standard in the DHS7 guide</w:t>
-      </w:r>
-      <w:r>
-        <w:rPr>
-          <w:rFonts w:ascii="Times New Roman" w:hAnsi="Times New Roman" w:cs="Times New Roman"/>
-        </w:rPr>
-        <w:t>.</w:t>
+        <w:t>The total DHS sample comprised 14,677 women aged 15-49. For the purposes of this analysis, the study was restricted to currently married or in-union women (V502 = 1) who were not pregnant at the time of the survey (V213 = 0), and were currently using a contraceptive method (V312 !=0) yielding an analytical sample of 1533 women. Pregnant women were excluded because the decision-making context for contraception differs substantially during pregnancy and also to adhere to the standard in the DHS7 guide.</w:t>
       </w:r>
     </w:p>
     <w:p>
@@ -747,91 +592,13 @@
           <w:b/>
           <w:bCs/>
         </w:rPr>
-        <w:t xml:space="preserve">family planning decisional </w:t>
-      </w:r>
-      <w:proofErr w:type="gramStart"/>
-      <w:r>
-        <w:rPr>
-          <w:rFonts w:ascii="Times New Roman" w:hAnsi="Times New Roman" w:cs="Times New Roman"/>
-          <w:b/>
-          <w:bCs/>
-        </w:rPr>
-        <w:t>autonomy</w:t>
+        <w:t>family planning decisional autonomy</w:t>
       </w:r>
       <w:r>
         <w:rPr>
           <w:rFonts w:ascii="Times New Roman" w:hAnsi="Times New Roman" w:cs="Times New Roman"/>
         </w:rPr>
-        <w:t xml:space="preserve">  was</w:t>
-      </w:r>
-      <w:proofErr w:type="gramEnd"/>
-      <w:r>
-        <w:rPr>
-          <w:rFonts w:ascii="Times New Roman" w:hAnsi="Times New Roman" w:cs="Times New Roman"/>
-        </w:rPr>
-        <w:t xml:space="preserve"> constructed </w:t>
-      </w:r>
-      <w:r>
-        <w:rPr>
-          <w:rFonts w:ascii="Times New Roman" w:hAnsi="Times New Roman" w:cs="Times New Roman"/>
-        </w:rPr>
-        <w:t xml:space="preserve">using the </w:t>
-      </w:r>
-      <w:r>
-        <w:rPr>
-          <w:rFonts w:ascii="Times New Roman" w:hAnsi="Times New Roman" w:cs="Times New Roman"/>
-        </w:rPr>
-        <w:t xml:space="preserve">DHS-7 variable: </w:t>
-      </w:r>
-      <w:r>
-        <w:rPr>
-          <w:rFonts w:ascii="Times New Roman" w:hAnsi="Times New Roman" w:cs="Times New Roman"/>
-        </w:rPr>
-        <w:t>V</w:t>
-      </w:r>
-      <w:r>
-        <w:rPr>
-          <w:rFonts w:ascii="Times New Roman" w:hAnsi="Times New Roman" w:cs="Times New Roman"/>
-        </w:rPr>
-        <w:t>632, which captures who decided to use contraception (asked to current users: v</w:t>
-      </w:r>
-      <w:proofErr w:type="gramStart"/>
-      <w:r>
-        <w:rPr>
-          <w:rFonts w:ascii="Times New Roman" w:hAnsi="Times New Roman" w:cs="Times New Roman"/>
-        </w:rPr>
-        <w:t>312 !</w:t>
-      </w:r>
-      <w:proofErr w:type="gramEnd"/>
-      <w:r>
-        <w:rPr>
-          <w:rFonts w:ascii="Times New Roman" w:hAnsi="Times New Roman" w:cs="Times New Roman"/>
-        </w:rPr>
-        <w:t xml:space="preserve">= 0) </w:t>
-      </w:r>
-      <w:r>
-        <w:rPr>
-          <w:rFonts w:ascii="Times New Roman" w:hAnsi="Times New Roman" w:cs="Times New Roman"/>
-        </w:rPr>
-        <w:t xml:space="preserve">The </w:t>
-      </w:r>
-      <w:r>
-        <w:rPr>
-          <w:rFonts w:ascii="Times New Roman" w:hAnsi="Times New Roman" w:cs="Times New Roman"/>
-        </w:rPr>
-        <w:t xml:space="preserve">variable share the </w:t>
-      </w:r>
-      <w:r>
-        <w:rPr>
-          <w:rFonts w:ascii="Times New Roman" w:hAnsi="Times New Roman" w:cs="Times New Roman"/>
-        </w:rPr>
-        <w:t xml:space="preserve">following </w:t>
-      </w:r>
-      <w:r>
-        <w:rPr>
-          <w:rFonts w:ascii="Times New Roman" w:hAnsi="Times New Roman" w:cs="Times New Roman"/>
-        </w:rPr>
-        <w:t>response categories.</w:t>
+        <w:t xml:space="preserve">  was constructed using the DHS-7 variable: V632, which captures who decided to use contraception (asked to current users: v312 != 0) The variable share the following response categories.</w:t>
       </w:r>
     </w:p>
     <w:p>
@@ -1196,15 +963,7 @@
           <w:i/>
           <w:iCs/>
         </w:rPr>
-        <w:t xml:space="preserve">Table 1: </w:t>
-      </w:r>
-      <w:r>
-        <w:rPr>
-          <w:rFonts w:ascii="Times New Roman" w:hAnsi="Times New Roman" w:cs="Times New Roman"/>
-          <w:i/>
-          <w:iCs/>
-        </w:rPr>
-        <w:t>Categories of the outcome variables</w:t>
+        <w:t>Table 1: Categories of the outcome variables</w:t>
       </w:r>
     </w:p>
     <w:p>
@@ -1219,19 +978,7 @@
         <w:rPr>
           <w:rFonts w:ascii="Times New Roman" w:hAnsi="Times New Roman" w:cs="Times New Roman"/>
         </w:rPr>
-        <w:t xml:space="preserve">This approach </w:t>
-      </w:r>
-      <w:r>
-        <w:rPr>
-          <w:rFonts w:ascii="Times New Roman" w:hAnsi="Times New Roman" w:cs="Times New Roman"/>
-        </w:rPr>
-        <w:t xml:space="preserve">of </w:t>
-      </w:r>
-      <w:r>
-        <w:rPr>
-          <w:rFonts w:ascii="Times New Roman" w:hAnsi="Times New Roman" w:cs="Times New Roman"/>
-        </w:rPr>
-        <w:t>combining users and non-users under a unified decisional autonomy variable ensures coverage of all married, non-pregnant women regardless of their current contraceptive status, providing a complete picture of family planning decision-making in the population.</w:t>
+        <w:t>This approach of combining users and non-users under a unified decisional autonomy variable ensures coverage of all married, non-pregnant women regardless of their current contraceptive status, providing a complete picture of family planning decision-making in the population.</w:t>
       </w:r>
     </w:p>
     <w:p>
@@ -1265,43 +1012,7 @@
         <w:rPr>
           <w:rFonts w:ascii="Times New Roman" w:hAnsi="Times New Roman" w:cs="Times New Roman"/>
         </w:rPr>
-        <w:t xml:space="preserve">Independent variables were selected </w:t>
-      </w:r>
-      <w:r>
-        <w:rPr>
-          <w:rFonts w:ascii="Times New Roman" w:hAnsi="Times New Roman" w:cs="Times New Roman"/>
-        </w:rPr>
-        <w:t xml:space="preserve">in accordance with the work of Demissie et al. (2022) and then regrouped </w:t>
-      </w:r>
-      <w:r>
-        <w:rPr>
-          <w:rFonts w:ascii="Times New Roman" w:hAnsi="Times New Roman" w:cs="Times New Roman"/>
-        </w:rPr>
-        <w:t>based on the UNFPA SDG Indicator 5.6.1 four-level determinants framework (UNFPA, 2021)</w:t>
-      </w:r>
-      <w:r>
-        <w:rPr>
-          <w:rFonts w:ascii="Times New Roman" w:hAnsi="Times New Roman" w:cs="Times New Roman"/>
-        </w:rPr>
-        <w:t xml:space="preserve"> and some other variables like marital status and religion were added to it</w:t>
-      </w:r>
-      <w:r>
-        <w:rPr>
-          <w:rFonts w:ascii="Times New Roman" w:hAnsi="Times New Roman" w:cs="Times New Roman"/>
-        </w:rPr>
-        <w:t xml:space="preserve"> which categorizes determinants of women's reproductive decisional autonomy into socio-demographic, individual, interpersonal, and institutional factors. Table </w:t>
-      </w:r>
-      <w:r>
-        <w:rPr>
-          <w:rFonts w:ascii="Times New Roman" w:hAnsi="Times New Roman" w:cs="Times New Roman"/>
-        </w:rPr>
-        <w:t>2 below</w:t>
-      </w:r>
-      <w:r>
-        <w:rPr>
-          <w:rFonts w:ascii="Times New Roman" w:hAnsi="Times New Roman" w:cs="Times New Roman"/>
-        </w:rPr>
-        <w:t xml:space="preserve"> provides the full list of candidate variables.</w:t>
+        <w:t>Independent variables were selected in accordance with the work of Demissie et al. (2022) and then regrouped based on the UNFPA SDG Indicator 5.6.1 four-level determinants framework (UNFPA, 2021) and some other variables like marital status and religion were added to it which categorizes determinants of women's reproductive decisional autonomy into socio-demographic, individual, interpersonal, and institutional factors. Table 2 below provides the full list of candidate variables.</w:t>
       </w:r>
     </w:p>
     <w:p>
@@ -1457,13 +1168,7 @@
               <w:rPr>
                 <w:rFonts w:ascii="Times New Roman" w:hAnsi="Times New Roman" w:cs="Times New Roman"/>
               </w:rPr>
-              <w:t>V</w:t>
-            </w:r>
-            <w:r>
-              <w:rPr>
-                <w:rFonts w:ascii="Times New Roman" w:hAnsi="Times New Roman" w:cs="Times New Roman"/>
-              </w:rPr>
-              <w:t>013</w:t>
+              <w:t>V013</w:t>
             </w:r>
           </w:p>
         </w:tc>
@@ -1520,13 +1225,7 @@
               <w:rPr>
                 <w:rFonts w:ascii="Times New Roman" w:hAnsi="Times New Roman" w:cs="Times New Roman"/>
               </w:rPr>
-              <w:t>V</w:t>
-            </w:r>
-            <w:r>
-              <w:rPr>
-                <w:rFonts w:ascii="Times New Roman" w:hAnsi="Times New Roman" w:cs="Times New Roman"/>
-              </w:rPr>
-              <w:t>025</w:t>
+              <w:t>V025</w:t>
             </w:r>
           </w:p>
         </w:tc>
@@ -1586,13 +1285,7 @@
               <w:rPr>
                 <w:rFonts w:ascii="Times New Roman" w:hAnsi="Times New Roman" w:cs="Times New Roman"/>
               </w:rPr>
-              <w:t>V</w:t>
-            </w:r>
-            <w:r>
-              <w:rPr>
-                <w:rFonts w:ascii="Times New Roman" w:hAnsi="Times New Roman" w:cs="Times New Roman"/>
-              </w:rPr>
-              <w:t>190</w:t>
+              <w:t>V190</w:t>
             </w:r>
           </w:p>
         </w:tc>
@@ -1649,13 +1342,7 @@
               <w:rPr>
                 <w:rFonts w:ascii="Times New Roman" w:hAnsi="Times New Roman" w:cs="Times New Roman"/>
               </w:rPr>
-              <w:t>V</w:t>
-            </w:r>
-            <w:r>
-              <w:rPr>
-                <w:rFonts w:ascii="Times New Roman" w:hAnsi="Times New Roman" w:cs="Times New Roman"/>
-              </w:rPr>
-              <w:t>024</w:t>
+              <w:t>V024</w:t>
             </w:r>
           </w:p>
         </w:tc>
@@ -1834,13 +1521,7 @@
               <w:rPr>
                 <w:rFonts w:ascii="Times New Roman" w:hAnsi="Times New Roman" w:cs="Times New Roman"/>
               </w:rPr>
-              <w:t>V</w:t>
-            </w:r>
-            <w:r>
-              <w:rPr>
-                <w:rFonts w:ascii="Times New Roman" w:hAnsi="Times New Roman" w:cs="Times New Roman"/>
-              </w:rPr>
-              <w:t>714</w:t>
+              <w:t>V714</w:t>
             </w:r>
           </w:p>
         </w:tc>
@@ -1897,13 +1578,7 @@
               <w:rPr>
                 <w:rFonts w:ascii="Times New Roman" w:hAnsi="Times New Roman" w:cs="Times New Roman"/>
               </w:rPr>
-              <w:t>V</w:t>
-            </w:r>
-            <w:r>
-              <w:rPr>
-                <w:rFonts w:ascii="Times New Roman" w:hAnsi="Times New Roman" w:cs="Times New Roman"/>
-              </w:rPr>
-              <w:t>313</w:t>
+              <w:t>V313</w:t>
             </w:r>
           </w:p>
         </w:tc>
@@ -1963,13 +1638,7 @@
               <w:rPr>
                 <w:rFonts w:ascii="Times New Roman" w:hAnsi="Times New Roman" w:cs="Times New Roman"/>
               </w:rPr>
-              <w:t>V</w:t>
-            </w:r>
-            <w:r>
-              <w:rPr>
-                <w:rFonts w:ascii="Times New Roman" w:hAnsi="Times New Roman" w:cs="Times New Roman"/>
-              </w:rPr>
-              <w:t>605</w:t>
+              <w:t>V605</w:t>
             </w:r>
           </w:p>
         </w:tc>
@@ -2083,14 +1752,7 @@
                 <w:rFonts w:ascii="Times New Roman" w:hAnsi="Times New Roman" w:cs="Times New Roman"/>
                 <w:lang w:val="en-CM"/>
               </w:rPr>
-              <w:t>V</w:t>
-            </w:r>
-            <w:r>
-              <w:rPr>
-                <w:rFonts w:ascii="Times New Roman" w:hAnsi="Times New Roman" w:cs="Times New Roman"/>
-                <w:lang w:val="en-CM"/>
-              </w:rPr>
-              <w:t>106</w:t>
+              <w:t>V106</w:t>
             </w:r>
           </w:p>
         </w:tc>
@@ -2704,51 +2366,7 @@
           <w:rFonts w:ascii="Times New Roman" w:hAnsi="Times New Roman" w:cs="Times New Roman"/>
           <w:i/>
         </w:rPr>
-        <w:t xml:space="preserve">Table </w:t>
-      </w:r>
-      <w:r>
-        <w:rPr>
-          <w:rFonts w:ascii="Times New Roman" w:hAnsi="Times New Roman" w:cs="Times New Roman"/>
-          <w:i/>
-        </w:rPr>
-        <w:t>2</w:t>
-      </w:r>
-      <w:r>
-        <w:rPr>
-          <w:rFonts w:ascii="Times New Roman" w:hAnsi="Times New Roman" w:cs="Times New Roman"/>
-          <w:i/>
-        </w:rPr>
-        <w:t xml:space="preserve">. Independent variables selected </w:t>
-      </w:r>
-      <w:r>
-        <w:rPr>
-          <w:rFonts w:ascii="Times New Roman" w:hAnsi="Times New Roman" w:cs="Times New Roman"/>
-          <w:i/>
-        </w:rPr>
-        <w:t xml:space="preserve">and grouped </w:t>
-      </w:r>
-      <w:proofErr w:type="gramStart"/>
-      <w:r>
-        <w:rPr>
-          <w:rFonts w:ascii="Times New Roman" w:hAnsi="Times New Roman" w:cs="Times New Roman"/>
-          <w:i/>
-        </w:rPr>
-        <w:t xml:space="preserve">based </w:t>
-      </w:r>
-      <w:r>
-        <w:rPr>
-          <w:rFonts w:ascii="Times New Roman" w:hAnsi="Times New Roman" w:cs="Times New Roman"/>
-          <w:i/>
-        </w:rPr>
-        <w:t xml:space="preserve"> on</w:t>
-      </w:r>
-      <w:proofErr w:type="gramEnd"/>
-      <w:r>
-        <w:rPr>
-          <w:rFonts w:ascii="Times New Roman" w:hAnsi="Times New Roman" w:cs="Times New Roman"/>
-          <w:i/>
-        </w:rPr>
-        <w:t xml:space="preserve"> the UNFPA SDG 5.6.1 framework</w:t>
+        <w:t>Table 2. Independent variables selected and grouped based  on the UNFPA SDG 5.6.1 framework</w:t>
       </w:r>
     </w:p>
     <w:p>
@@ -2808,43 +2426,7 @@
           <w:rFonts w:ascii="Times New Roman" w:hAnsi="Times New Roman" w:cs="Times New Roman"/>
         </w:rPr>
         <w:br/>
-        <w:t xml:space="preserve">Third, multinomial logistic regression was employed as the primary analytical model, with woman alone as the reference category, to produce Relative Risk Ratios (RRR) with 95% confidence intervals. Variables retained by </w:t>
-      </w:r>
-      <w:r>
-        <w:rPr>
-          <w:rFonts w:ascii="Times New Roman" w:hAnsi="Times New Roman" w:cs="Times New Roman"/>
-        </w:rPr>
-        <w:t xml:space="preserve">bivariate step </w:t>
-      </w:r>
-      <w:r>
-        <w:rPr>
-          <w:rFonts w:ascii="Times New Roman" w:hAnsi="Times New Roman" w:cs="Times New Roman"/>
-        </w:rPr>
-        <w:t>alongside theoretically justified variables were included in the final multinomial</w:t>
-      </w:r>
-      <w:r>
-        <w:rPr>
-          <w:rFonts w:ascii="Times New Roman" w:hAnsi="Times New Roman" w:cs="Times New Roman"/>
-        </w:rPr>
-        <w:t xml:space="preserve"> </w:t>
-      </w:r>
-      <w:r>
-        <w:rPr>
-          <w:rFonts w:ascii="Times New Roman" w:hAnsi="Times New Roman" w:cs="Times New Roman"/>
-        </w:rPr>
-        <w:t>model.</w:t>
-      </w:r>
-      <w:r>
-        <w:rPr>
-          <w:rFonts w:ascii="Times New Roman" w:hAnsi="Times New Roman" w:cs="Times New Roman"/>
-        </w:rPr>
-        <w:t xml:space="preserve"> </w:t>
-      </w:r>
-      <w:r>
-        <w:rPr>
-          <w:rFonts w:ascii="Times New Roman" w:hAnsi="Times New Roman" w:cs="Times New Roman"/>
-        </w:rPr>
-        <w:t>Model comparison was conducted using Akaike Information Criterion (AIC), with the model showing the lowest AIC selected as the best-fitting model.</w:t>
+        <w:t>Third, multinomial logistic regression was employed as the primary analytical model, with woman alone as the reference category, to produce Relative Risk Ratios (RRR) with 95% confidence intervals. Variables retained by bivariate step alongside theoretically justified variables were included in the final multinomial model. Model comparison was conducted using Akaike Information Criterion (AIC), with the model showing the lowest AIC selected as the best-fitting model.</w:t>
       </w:r>
     </w:p>
     <w:p>
@@ -2898,19 +2480,7 @@
         <w:rPr>
           <w:rFonts w:ascii="Times New Roman" w:hAnsi="Times New Roman" w:cs="Times New Roman"/>
         </w:rPr>
-        <w:t xml:space="preserve">Table 2 presents the weighted sociodemographic and reproductive characteristics of the </w:t>
-      </w:r>
-      <w:r>
-        <w:rPr>
-          <w:rFonts w:ascii="Times New Roman" w:hAnsi="Times New Roman" w:cs="Times New Roman"/>
-        </w:rPr>
-        <w:t>1,533</w:t>
-      </w:r>
-      <w:r>
-        <w:rPr>
-          <w:rFonts w:ascii="Times New Roman" w:hAnsi="Times New Roman" w:cs="Times New Roman"/>
-        </w:rPr>
-        <w:t xml:space="preserve"> married, non-pregnant women in the analytical sample.</w:t>
+        <w:t>Table 2 presents the weighted sociodemographic and reproductive characteristics of the 1,533 married, non-pregnant women in the analytical sample.</w:t>
       </w:r>
     </w:p>
     <w:tbl>
@@ -9997,196 +9567,14 @@
         <w:rPr>
           <w:rFonts w:ascii="Times New Roman" w:hAnsi="Times New Roman" w:cs="Times New Roman"/>
         </w:rPr>
-        <w:t>The sample had a mean age in the 25-34 age range, with the largest single group in the 25-29 bracket (2</w:t>
+        <w:t xml:space="preserve">The sample had a mean age in the 25-34 age range, with the largest single group in the 25-29 bracket (24.5%). Approximately half of women resided in urban areas (64.7%). Educational attainment was concentrated at the secondary level (52.1%), though a substantial proportion had no formal education </w:t>
       </w:r>
       <w:r>
         <w:rPr>
           <w:rFonts w:ascii="Times New Roman" w:hAnsi="Times New Roman" w:cs="Times New Roman"/>
         </w:rPr>
-        <w:t>4.5</w:t>
-      </w:r>
-      <w:r>
-        <w:rPr>
-          <w:rFonts w:ascii="Times New Roman" w:hAnsi="Times New Roman" w:cs="Times New Roman"/>
-        </w:rPr>
-        <w:t>%). Approximately half of women resided in urban areas (</w:t>
-      </w:r>
-      <w:r>
-        <w:rPr>
-          <w:rFonts w:ascii="Times New Roman" w:hAnsi="Times New Roman" w:cs="Times New Roman"/>
-        </w:rPr>
-        <w:t>64.7</w:t>
-      </w:r>
-      <w:r>
-        <w:rPr>
-          <w:rFonts w:ascii="Times New Roman" w:hAnsi="Times New Roman" w:cs="Times New Roman"/>
-        </w:rPr>
-        <w:t>%). Educational attainment was concentrated at the secondary level (</w:t>
-      </w:r>
-      <w:r>
-        <w:rPr>
-          <w:rFonts w:ascii="Times New Roman" w:hAnsi="Times New Roman" w:cs="Times New Roman"/>
-        </w:rPr>
-        <w:t>52.1</w:t>
-      </w:r>
-      <w:r>
-        <w:rPr>
-          <w:rFonts w:ascii="Times New Roman" w:hAnsi="Times New Roman" w:cs="Times New Roman"/>
-        </w:rPr>
-        <w:t xml:space="preserve">%), though a substantial proportion had no formal education </w:t>
-      </w:r>
-      <w:r>
-        <w:rPr>
-          <w:rFonts w:ascii="Times New Roman" w:hAnsi="Times New Roman" w:cs="Times New Roman"/>
-        </w:rPr>
         <w:lastRenderedPageBreak/>
-        <w:t>(</w:t>
-      </w:r>
-      <w:r>
-        <w:rPr>
-          <w:rFonts w:ascii="Times New Roman" w:hAnsi="Times New Roman" w:cs="Times New Roman"/>
-        </w:rPr>
-        <w:t>5</w:t>
-      </w:r>
-      <w:r>
-        <w:rPr>
-          <w:rFonts w:ascii="Times New Roman" w:hAnsi="Times New Roman" w:cs="Times New Roman"/>
-        </w:rPr>
-        <w:t>.</w:t>
-      </w:r>
-      <w:r>
-        <w:rPr>
-          <w:rFonts w:ascii="Times New Roman" w:hAnsi="Times New Roman" w:cs="Times New Roman"/>
-        </w:rPr>
-        <w:t>9</w:t>
-      </w:r>
-      <w:r>
-        <w:rPr>
-          <w:rFonts w:ascii="Times New Roman" w:hAnsi="Times New Roman" w:cs="Times New Roman"/>
-        </w:rPr>
-        <w:t>%). The majority of women were currently working (7</w:t>
-      </w:r>
-      <w:r>
-        <w:rPr>
-          <w:rFonts w:ascii="Times New Roman" w:hAnsi="Times New Roman" w:cs="Times New Roman"/>
-        </w:rPr>
-        <w:t>3.9</w:t>
-      </w:r>
-      <w:r>
-        <w:rPr>
-          <w:rFonts w:ascii="Times New Roman" w:hAnsi="Times New Roman" w:cs="Times New Roman"/>
-        </w:rPr>
-        <w:t>%), with near-universal employment among partners (9</w:t>
-      </w:r>
-      <w:r>
-        <w:rPr>
-          <w:rFonts w:ascii="Times New Roman" w:hAnsi="Times New Roman" w:cs="Times New Roman"/>
-        </w:rPr>
-        <w:t>8.1</w:t>
-      </w:r>
-      <w:r>
-        <w:rPr>
-          <w:rFonts w:ascii="Times New Roman" w:hAnsi="Times New Roman" w:cs="Times New Roman"/>
-        </w:rPr>
-        <w:t>%). The wealth distribution was relatively even across quintiles</w:t>
-      </w:r>
-      <w:r>
-        <w:rPr>
-          <w:rFonts w:ascii="Times New Roman" w:hAnsi="Times New Roman" w:cs="Times New Roman"/>
-        </w:rPr>
-        <w:t xml:space="preserve"> with a very low proportion at the poorest quintile (5.9%)</w:t>
-      </w:r>
-      <w:r>
-        <w:rPr>
-          <w:rFonts w:ascii="Times New Roman" w:hAnsi="Times New Roman" w:cs="Times New Roman"/>
-        </w:rPr>
-        <w:t xml:space="preserve">. Most </w:t>
-      </w:r>
-      <w:r>
-        <w:rPr>
-          <w:rFonts w:ascii="Times New Roman" w:hAnsi="Times New Roman" w:cs="Times New Roman"/>
-        </w:rPr>
-        <w:t xml:space="preserve">women were formally married </w:t>
-      </w:r>
-      <w:r>
-        <w:rPr>
-          <w:rFonts w:ascii="Times New Roman" w:hAnsi="Times New Roman" w:cs="Times New Roman"/>
-        </w:rPr>
-        <w:t>(</w:t>
-      </w:r>
-      <w:r>
-        <w:rPr>
-          <w:rFonts w:ascii="Times New Roman" w:hAnsi="Times New Roman" w:cs="Times New Roman"/>
-        </w:rPr>
-        <w:t>66.3</w:t>
-      </w:r>
-      <w:r>
-        <w:rPr>
-          <w:rFonts w:ascii="Times New Roman" w:hAnsi="Times New Roman" w:cs="Times New Roman"/>
-        </w:rPr>
-        <w:t xml:space="preserve">%), with </w:t>
-      </w:r>
-      <w:r>
-        <w:rPr>
-          <w:rFonts w:ascii="Times New Roman" w:hAnsi="Times New Roman" w:cs="Times New Roman"/>
-        </w:rPr>
-        <w:t>33.7</w:t>
-      </w:r>
-      <w:r>
-        <w:rPr>
-          <w:rFonts w:ascii="Times New Roman" w:hAnsi="Times New Roman" w:cs="Times New Roman"/>
-        </w:rPr>
-        <w:t xml:space="preserve">% in </w:t>
-      </w:r>
-      <w:r>
-        <w:rPr>
-          <w:rFonts w:ascii="Times New Roman" w:hAnsi="Times New Roman" w:cs="Times New Roman"/>
-        </w:rPr>
-        <w:t xml:space="preserve">cohabitation </w:t>
-      </w:r>
-      <w:proofErr w:type="gramStart"/>
-      <w:r>
-        <w:rPr>
-          <w:rFonts w:ascii="Times New Roman" w:hAnsi="Times New Roman" w:cs="Times New Roman"/>
-        </w:rPr>
-        <w:t xml:space="preserve">and </w:t>
-      </w:r>
-      <w:r>
-        <w:rPr>
-          <w:rFonts w:ascii="Times New Roman" w:hAnsi="Times New Roman" w:cs="Times New Roman"/>
-        </w:rPr>
-        <w:t>.Among</w:t>
-      </w:r>
-      <w:proofErr w:type="gramEnd"/>
-      <w:r>
-        <w:rPr>
-          <w:rFonts w:ascii="Times New Roman" w:hAnsi="Times New Roman" w:cs="Times New Roman"/>
-        </w:rPr>
-        <w:t xml:space="preserve"> reproductive characteristics, the majority of women had </w:t>
-      </w:r>
-      <w:r>
-        <w:rPr>
-          <w:rFonts w:ascii="Times New Roman" w:hAnsi="Times New Roman" w:cs="Times New Roman"/>
-        </w:rPr>
-        <w:t>3</w:t>
-      </w:r>
-      <w:r>
-        <w:rPr>
-          <w:rFonts w:ascii="Times New Roman" w:hAnsi="Times New Roman" w:cs="Times New Roman"/>
-        </w:rPr>
-        <w:t>-5 living children (</w:t>
-      </w:r>
-      <w:r>
-        <w:rPr>
-          <w:rFonts w:ascii="Times New Roman" w:hAnsi="Times New Roman" w:cs="Times New Roman"/>
-        </w:rPr>
-        <w:t>48.6</w:t>
-      </w:r>
-      <w:r>
-        <w:rPr>
-          <w:rFonts w:ascii="Times New Roman" w:hAnsi="Times New Roman" w:cs="Times New Roman"/>
-        </w:rPr>
-        <w:t>%)</w:t>
+        <w:t>(5.9%). The majority of women were currently working (73.9%), with near-universal employment among partners (98.1%). The wealth distribution was relatively even across quintiles with a very low proportion at the poorest quintile (5.9%). Most women were formally married (66.3%), with 33.7% in cohabitation and .Among reproductive characteristics, the majority of women had 3-5 living children (48.6%)</w:t>
       </w:r>
     </w:p>
     <w:p>
@@ -10220,67 +9608,7 @@
         <w:rPr>
           <w:rFonts w:ascii="Times New Roman" w:hAnsi="Times New Roman" w:cs="Times New Roman"/>
         </w:rPr>
-        <w:t>Table 3 shows the distribution of the outcome variable. Joint decision-making with the husband was the most common pattern (</w:t>
-      </w:r>
-      <w:r>
-        <w:rPr>
-          <w:rFonts w:ascii="Times New Roman" w:hAnsi="Times New Roman" w:cs="Times New Roman"/>
-        </w:rPr>
-        <w:t>57</w:t>
-      </w:r>
-      <w:r>
-        <w:rPr>
-          <w:rFonts w:ascii="Times New Roman" w:hAnsi="Times New Roman" w:cs="Times New Roman"/>
-        </w:rPr>
-        <w:t>.3%), followed by woman-alone decision-making (</w:t>
-      </w:r>
-      <w:r>
-        <w:rPr>
-          <w:rFonts w:ascii="Times New Roman" w:hAnsi="Times New Roman" w:cs="Times New Roman"/>
-        </w:rPr>
-        <w:t>26</w:t>
-      </w:r>
-      <w:r>
-        <w:rPr>
-          <w:rFonts w:ascii="Times New Roman" w:hAnsi="Times New Roman" w:cs="Times New Roman"/>
-        </w:rPr>
-        <w:t xml:space="preserve">.0%). Husband-only decision-making comprised </w:t>
-      </w:r>
-      <w:r>
-        <w:rPr>
-          <w:rFonts w:ascii="Times New Roman" w:hAnsi="Times New Roman" w:cs="Times New Roman"/>
-        </w:rPr>
-        <w:t>16</w:t>
-      </w:r>
-      <w:r>
-        <w:rPr>
-          <w:rFonts w:ascii="Times New Roman" w:hAnsi="Times New Roman" w:cs="Times New Roman"/>
-        </w:rPr>
-        <w:t>.</w:t>
-      </w:r>
-      <w:r>
-        <w:rPr>
-          <w:rFonts w:ascii="Times New Roman" w:hAnsi="Times New Roman" w:cs="Times New Roman"/>
-        </w:rPr>
-        <w:t>6</w:t>
-      </w:r>
-      <w:r>
-        <w:rPr>
-          <w:rFonts w:ascii="Times New Roman" w:hAnsi="Times New Roman" w:cs="Times New Roman"/>
-        </w:rPr>
-        <w:t xml:space="preserve">% of the sample, while other decision-makers accounted for </w:t>
-      </w:r>
-      <w:r>
-        <w:rPr>
-          <w:rFonts w:ascii="Times New Roman" w:hAnsi="Times New Roman" w:cs="Times New Roman"/>
-        </w:rPr>
-        <w:t>0.1</w:t>
-      </w:r>
-      <w:r>
-        <w:rPr>
-          <w:rFonts w:ascii="Times New Roman" w:hAnsi="Times New Roman" w:cs="Times New Roman"/>
-        </w:rPr>
-        <w:t>%.</w:t>
+        <w:t>Table 3 shows the distribution of the outcome variable. Joint decision-making with the husband was the most common pattern (57.3%), followed by woman-alone decision-making (26.0%). Husband-only decision-making comprised 16.6% of the sample, while other decision-makers accounted for 0.1%.</w:t>
       </w:r>
     </w:p>
     <w:tbl>
@@ -10593,9 +9921,8 @@
             <w:r>
               <w:rPr>
                 <w:rFonts w:ascii="Times New Roman" w:hAnsi="Times New Roman" w:cs="Times New Roman"/>
-                <w:color w:val="000000"/>
-              </w:rPr>
-              <w:t>1</w:t>
+              </w:rPr>
+              <w:t>2</w:t>
             </w:r>
           </w:p>
         </w:tc>
@@ -14215,14 +13542,7 @@
           <w:rFonts w:ascii="Times New Roman" w:hAnsi="Times New Roman" w:cs="Times New Roman"/>
           <w:i/>
         </w:rPr>
-        <w:t xml:space="preserve">Table 4. </w:t>
-      </w:r>
-      <w:r>
-        <w:rPr>
-          <w:rFonts w:ascii="Times New Roman" w:hAnsi="Times New Roman" w:cs="Times New Roman"/>
-          <w:i/>
-        </w:rPr>
-        <w:t xml:space="preserve">Outcome of the bivariate analysis </w:t>
+        <w:t xml:space="preserve">Table 4. Outcome of the bivariate analysis </w:t>
       </w:r>
     </w:p>
     <w:p>
@@ -15183,33 +14503,7 @@
           <w:i/>
           <w:iCs/>
         </w:rPr>
-        <w:t xml:space="preserve">Table </w:t>
-      </w:r>
-      <w:proofErr w:type="gramStart"/>
-      <w:r>
-        <w:rPr>
-          <w:rFonts w:ascii="Times New Roman" w:hAnsi="Times New Roman" w:cs="Times New Roman"/>
-          <w:i/>
-          <w:iCs/>
-        </w:rPr>
-        <w:t>6</w:t>
-      </w:r>
-      <w:r>
-        <w:rPr>
-          <w:rFonts w:ascii="Times New Roman" w:hAnsi="Times New Roman" w:cs="Times New Roman"/>
-          <w:i/>
-          <w:iCs/>
-        </w:rPr>
-        <w:t xml:space="preserve"> :</w:t>
-      </w:r>
-      <w:proofErr w:type="gramEnd"/>
-      <w:r>
-        <w:rPr>
-          <w:rFonts w:ascii="Times New Roman" w:hAnsi="Times New Roman" w:cs="Times New Roman"/>
-          <w:i/>
-          <w:iCs/>
-        </w:rPr>
-        <w:t xml:space="preserve"> comparison of models and result of random effect analysis</w:t>
+        <w:t>Table 6 : comparison of models and result of random effect analysis</w:t>
       </w:r>
     </w:p>
     <w:p>
@@ -15223,19 +14517,7 @@
         <w:rPr>
           <w:rFonts w:ascii="Times New Roman" w:hAnsi="Times New Roman" w:cs="Times New Roman"/>
         </w:rPr>
-        <w:t>Model comparison was performed using log-likelihood, deviance, AIC, and BIC. Among the four models examined, Model III, which included both individual and community-level variables, had the highest log-likelihood (-</w:t>
-      </w:r>
-      <w:r>
-        <w:rPr>
-          <w:rFonts w:ascii="Times New Roman" w:hAnsi="Times New Roman" w:cs="Times New Roman"/>
-        </w:rPr>
-        <w:t>127.,278</w:t>
-      </w:r>
-      <w:r>
-        <w:rPr>
-          <w:rFonts w:ascii="Times New Roman" w:hAnsi="Times New Roman" w:cs="Times New Roman"/>
-        </w:rPr>
-        <w:t>.1), the lowest deviance (</w:t>
+        <w:t>Model comparison was performed using log-likelihood, deviance, AIC, and BIC. Among the four models examined, Model III, which included both individual and community-level variables, had the highest log-likelihood (-127.,278.1), the lowest deviance (</w:t>
       </w:r>
       <w:r>
         <w:rPr>
@@ -15250,19 +14532,7 @@
         <w:rPr>
           <w:rFonts w:ascii="Times New Roman" w:hAnsi="Times New Roman" w:cs="Times New Roman"/>
         </w:rPr>
-        <w:t>.</w:t>
-      </w:r>
-      <w:r>
-        <w:rPr>
-          <w:rFonts w:ascii="Times New Roman" w:hAnsi="Times New Roman" w:cs="Times New Roman"/>
-        </w:rPr>
-        <w:t>555</w:t>
-      </w:r>
-      <w:r>
-        <w:rPr>
-          <w:rFonts w:ascii="Times New Roman" w:hAnsi="Times New Roman" w:cs="Times New Roman"/>
-        </w:rPr>
-        <w:t>), and the lowest AIC (</w:t>
+        <w:t>.555), and the lowest AIC (</w:t>
       </w:r>
       <w:r>
         <w:rPr>
@@ -15322,20 +14592,12 @@
         </w:rPr>
         <w:t>2836.555</w:t>
       </w:r>
-      <w:proofErr w:type="gramStart"/>
       <w:r>
         <w:rPr>
           <w:rFonts w:ascii="Times New Roman" w:hAnsi="Times New Roman" w:cs="Times New Roman"/>
         </w:rPr>
-        <w:t xml:space="preserve">) </w:t>
+        <w:t>) .</w:t>
       </w:r>
-      <w:r>
-        <w:rPr>
-          <w:rFonts w:ascii="Times New Roman" w:hAnsi="Times New Roman" w:cs="Times New Roman"/>
-        </w:rPr>
-        <w:t>.</w:t>
-      </w:r>
-      <w:proofErr w:type="gramEnd"/>
     </w:p>
     <w:p>
       <w:pPr>
@@ -16026,23 +15288,7 @@
                 <w:rFonts w:ascii="Times New Roman" w:hAnsi="Times New Roman" w:cs="Times New Roman"/>
                 <w:color w:val="000000"/>
               </w:rPr>
-              <w:t>2.758 (1.284–5.</w:t>
-            </w:r>
-            <w:proofErr w:type="gramStart"/>
-            <w:r>
-              <w:rPr>
-                <w:rFonts w:ascii="Times New Roman" w:hAnsi="Times New Roman" w:cs="Times New Roman"/>
-                <w:color w:val="000000"/>
-              </w:rPr>
-              <w:t>923)*</w:t>
-            </w:r>
-            <w:proofErr w:type="gramEnd"/>
-            <w:r>
-              <w:rPr>
-                <w:rFonts w:ascii="Times New Roman" w:hAnsi="Times New Roman" w:cs="Times New Roman"/>
-                <w:color w:val="000000"/>
-              </w:rPr>
-              <w:t>*</w:t>
+              <w:t>2.758 (1.284–5.923)**</w:t>
             </w:r>
           </w:p>
         </w:tc>
@@ -16121,17 +15367,8 @@
                 <w:rFonts w:ascii="Times New Roman" w:hAnsi="Times New Roman" w:cs="Times New Roman"/>
                 <w:color w:val="000000"/>
               </w:rPr>
-              <w:t>2.584 (1.199–5.</w:t>
-            </w:r>
-            <w:proofErr w:type="gramStart"/>
-            <w:r>
-              <w:rPr>
-                <w:rFonts w:ascii="Times New Roman" w:hAnsi="Times New Roman" w:cs="Times New Roman"/>
-                <w:color w:val="000000"/>
-              </w:rPr>
-              <w:t>570)*</w:t>
-            </w:r>
-            <w:proofErr w:type="gramEnd"/>
+              <w:t>2.584 (1.199–5.570)*</w:t>
+            </w:r>
           </w:p>
         </w:tc>
       </w:tr>
@@ -16206,17 +15443,8 @@
                 <w:rFonts w:ascii="Times New Roman" w:hAnsi="Times New Roman" w:cs="Times New Roman"/>
                 <w:color w:val="000000"/>
               </w:rPr>
-              <w:t>2.904 (1.214–6.</w:t>
-            </w:r>
-            <w:proofErr w:type="gramStart"/>
-            <w:r>
-              <w:rPr>
-                <w:rFonts w:ascii="Times New Roman" w:hAnsi="Times New Roman" w:cs="Times New Roman"/>
-                <w:color w:val="000000"/>
-              </w:rPr>
-              <w:t>945)*</w:t>
-            </w:r>
-            <w:proofErr w:type="gramEnd"/>
+              <w:t>2.904 (1.214–6.945)*</w:t>
+            </w:r>
           </w:p>
         </w:tc>
       </w:tr>
@@ -16433,17 +15661,8 @@
                 <w:rFonts w:ascii="Times New Roman" w:hAnsi="Times New Roman" w:cs="Times New Roman"/>
                 <w:color w:val="000000"/>
               </w:rPr>
-              <w:t>0.486 (0.239–0.</w:t>
-            </w:r>
-            <w:proofErr w:type="gramStart"/>
-            <w:r>
-              <w:rPr>
-                <w:rFonts w:ascii="Times New Roman" w:hAnsi="Times New Roman" w:cs="Times New Roman"/>
-                <w:color w:val="000000"/>
-              </w:rPr>
-              <w:t>988)*</w:t>
-            </w:r>
-            <w:proofErr w:type="gramEnd"/>
+              <w:t>0.486 (0.239–0.988)*</w:t>
+            </w:r>
           </w:p>
         </w:tc>
       </w:tr>
@@ -16493,17 +15712,8 @@
                 <w:rFonts w:ascii="Times New Roman" w:hAnsi="Times New Roman" w:cs="Times New Roman"/>
                 <w:color w:val="000000"/>
               </w:rPr>
-              <w:t>0.357 (0.150–0.</w:t>
-            </w:r>
-            <w:proofErr w:type="gramStart"/>
-            <w:r>
-              <w:rPr>
-                <w:rFonts w:ascii="Times New Roman" w:hAnsi="Times New Roman" w:cs="Times New Roman"/>
-                <w:color w:val="000000"/>
-              </w:rPr>
-              <w:t>846)*</w:t>
-            </w:r>
-            <w:proofErr w:type="gramEnd"/>
+              <w:t>0.357 (0.150–0.846)*</w:t>
+            </w:r>
           </w:p>
         </w:tc>
         <w:tc>
@@ -16657,17 +15867,8 @@
                 <w:rFonts w:ascii="Times New Roman" w:hAnsi="Times New Roman" w:cs="Times New Roman"/>
                 <w:color w:val="000000"/>
               </w:rPr>
-              <w:t>0.343 (0.126–0.</w:t>
-            </w:r>
-            <w:proofErr w:type="gramStart"/>
-            <w:r>
-              <w:rPr>
-                <w:rFonts w:ascii="Times New Roman" w:hAnsi="Times New Roman" w:cs="Times New Roman"/>
-                <w:color w:val="000000"/>
-              </w:rPr>
-              <w:t>935)*</w:t>
-            </w:r>
-            <w:proofErr w:type="gramEnd"/>
+              <w:t>0.343 (0.126–0.935)*</w:t>
+            </w:r>
           </w:p>
         </w:tc>
         <w:tc>
@@ -16745,17 +15946,8 @@
                 <w:rFonts w:ascii="Times New Roman" w:hAnsi="Times New Roman" w:cs="Times New Roman"/>
                 <w:color w:val="000000"/>
               </w:rPr>
-              <w:t>0.321 (0.104–0.</w:t>
-            </w:r>
-            <w:proofErr w:type="gramStart"/>
-            <w:r>
-              <w:rPr>
-                <w:rFonts w:ascii="Times New Roman" w:hAnsi="Times New Roman" w:cs="Times New Roman"/>
-                <w:color w:val="000000"/>
-              </w:rPr>
-              <w:t>991)*</w:t>
-            </w:r>
-            <w:proofErr w:type="gramEnd"/>
+              <w:t>0.321 (0.104–0.991)*</w:t>
+            </w:r>
           </w:p>
         </w:tc>
         <w:tc>
@@ -17073,17 +16265,8 @@
                 <w:rFonts w:ascii="Times New Roman" w:hAnsi="Times New Roman" w:cs="Times New Roman"/>
                 <w:lang w:val="en-CM"/>
               </w:rPr>
-              <w:t>1.262 (1.017–1.</w:t>
-            </w:r>
-            <w:proofErr w:type="gramStart"/>
-            <w:r>
-              <w:rPr>
-                <w:rFonts w:ascii="Times New Roman" w:hAnsi="Times New Roman" w:cs="Times New Roman"/>
-                <w:lang w:val="en-CM"/>
-              </w:rPr>
-              <w:t>566)*</w:t>
-            </w:r>
-            <w:proofErr w:type="gramEnd"/>
+              <w:t>1.262 (1.017–1.566)*</w:t>
+            </w:r>
           </w:p>
         </w:tc>
       </w:tr>
@@ -17745,17 +16928,8 @@
                 <w:rFonts w:ascii="Times New Roman" w:hAnsi="Times New Roman" w:cs="Times New Roman"/>
                 <w:color w:val="000000"/>
               </w:rPr>
-              <w:t>0.612 (0.391–0.</w:t>
-            </w:r>
-            <w:proofErr w:type="gramStart"/>
-            <w:r>
-              <w:rPr>
-                <w:rFonts w:ascii="Times New Roman" w:hAnsi="Times New Roman" w:cs="Times New Roman"/>
-                <w:color w:val="000000"/>
-              </w:rPr>
-              <w:t>958)*</w:t>
-            </w:r>
-            <w:proofErr w:type="gramEnd"/>
+              <w:t>0.612 (0.391–0.958)*</w:t>
+            </w:r>
           </w:p>
         </w:tc>
         <w:tc>
@@ -17777,23 +16951,7 @@
                 <w:rFonts w:ascii="Times New Roman" w:hAnsi="Times New Roman" w:cs="Times New Roman"/>
                 <w:color w:val="000000"/>
               </w:rPr>
-              <w:t>0.638 (0.458–0.</w:t>
-            </w:r>
-            <w:proofErr w:type="gramStart"/>
-            <w:r>
-              <w:rPr>
-                <w:rFonts w:ascii="Times New Roman" w:hAnsi="Times New Roman" w:cs="Times New Roman"/>
-                <w:color w:val="000000"/>
-              </w:rPr>
-              <w:t>889)*</w:t>
-            </w:r>
-            <w:proofErr w:type="gramEnd"/>
-            <w:r>
-              <w:rPr>
-                <w:rFonts w:ascii="Times New Roman" w:hAnsi="Times New Roman" w:cs="Times New Roman"/>
-                <w:color w:val="000000"/>
-              </w:rPr>
-              <w:t>*</w:t>
+              <w:t>0.638 (0.458–0.889)**</w:t>
             </w:r>
           </w:p>
         </w:tc>
@@ -17939,23 +17097,7 @@
                 <w:rFonts w:ascii="Times New Roman" w:hAnsi="Times New Roman" w:cs="Times New Roman"/>
                 <w:color w:val="000000"/>
               </w:rPr>
-              <w:t>0.382 (0.250–0.</w:t>
-            </w:r>
-            <w:proofErr w:type="gramStart"/>
-            <w:r>
-              <w:rPr>
-                <w:rFonts w:ascii="Times New Roman" w:hAnsi="Times New Roman" w:cs="Times New Roman"/>
-                <w:color w:val="000000"/>
-              </w:rPr>
-              <w:t>584)*</w:t>
-            </w:r>
-            <w:proofErr w:type="gramEnd"/>
-            <w:r>
-              <w:rPr>
-                <w:rFonts w:ascii="Times New Roman" w:hAnsi="Times New Roman" w:cs="Times New Roman"/>
-                <w:color w:val="000000"/>
-              </w:rPr>
-              <w:t>***</w:t>
+              <w:t>0.382 (0.250–0.584)****</w:t>
             </w:r>
           </w:p>
         </w:tc>
@@ -18032,23 +17174,7 @@
                 <w:rFonts w:ascii="Times New Roman" w:hAnsi="Times New Roman" w:cs="Times New Roman"/>
                 <w:lang w:val="en-CM"/>
               </w:rPr>
-              <w:t xml:space="preserve">Wants </w:t>
-            </w:r>
-            <w:proofErr w:type="gramStart"/>
-            <w:r>
-              <w:rPr>
-                <w:rFonts w:ascii="Times New Roman" w:hAnsi="Times New Roman" w:cs="Times New Roman"/>
-                <w:lang w:val="en-CM"/>
-              </w:rPr>
-              <w:t>Same(</w:t>
-            </w:r>
-            <w:proofErr w:type="gramEnd"/>
-            <w:r>
-              <w:rPr>
-                <w:rFonts w:ascii="Times New Roman" w:hAnsi="Times New Roman" w:cs="Times New Roman"/>
-                <w:lang w:val="en-CM"/>
-              </w:rPr>
-              <w:t>Ref)</w:t>
+              <w:t>Wants Same(Ref)</w:t>
             </w:r>
           </w:p>
         </w:tc>
@@ -18170,23 +17296,7 @@
                 <w:rFonts w:ascii="Times New Roman" w:hAnsi="Times New Roman" w:cs="Times New Roman"/>
                 <w:color w:val="000000"/>
               </w:rPr>
-              <w:t>0.333 (0.244–0.</w:t>
-            </w:r>
-            <w:proofErr w:type="gramStart"/>
-            <w:r>
-              <w:rPr>
-                <w:rFonts w:ascii="Times New Roman" w:hAnsi="Times New Roman" w:cs="Times New Roman"/>
-                <w:color w:val="000000"/>
-              </w:rPr>
-              <w:t>456)*</w:t>
-            </w:r>
-            <w:proofErr w:type="gramEnd"/>
-            <w:r>
-              <w:rPr>
-                <w:rFonts w:ascii="Times New Roman" w:hAnsi="Times New Roman" w:cs="Times New Roman"/>
-                <w:color w:val="000000"/>
-              </w:rPr>
-              <w:t>**</w:t>
+              <w:t>0.333 (0.244–0.456)***</w:t>
             </w:r>
           </w:p>
         </w:tc>
@@ -18311,17 +17421,8 @@
                 <w:rFonts w:ascii="Times New Roman" w:hAnsi="Times New Roman" w:cs="Times New Roman"/>
                 <w:color w:val="000000"/>
               </w:rPr>
-              <w:t>0.535 (0.320–0.</w:t>
-            </w:r>
-            <w:proofErr w:type="gramStart"/>
-            <w:r>
-              <w:rPr>
-                <w:rFonts w:ascii="Times New Roman" w:hAnsi="Times New Roman" w:cs="Times New Roman"/>
-                <w:color w:val="000000"/>
-              </w:rPr>
-              <w:t>894)*</w:t>
-            </w:r>
-            <w:proofErr w:type="gramEnd"/>
+              <w:t>0.535 (0.320–0.894)*</w:t>
+            </w:r>
           </w:p>
         </w:tc>
         <w:tc>
@@ -18344,23 +17445,7 @@
                 <w:rFonts w:ascii="Times New Roman" w:hAnsi="Times New Roman" w:cs="Times New Roman"/>
                 <w:color w:val="000000"/>
               </w:rPr>
-              <w:t>0.383 (0.267–0.</w:t>
-            </w:r>
-            <w:proofErr w:type="gramStart"/>
-            <w:r>
-              <w:rPr>
-                <w:rFonts w:ascii="Times New Roman" w:hAnsi="Times New Roman" w:cs="Times New Roman"/>
-                <w:color w:val="000000"/>
-              </w:rPr>
-              <w:t>551)*</w:t>
-            </w:r>
-            <w:proofErr w:type="gramEnd"/>
-            <w:r>
-              <w:rPr>
-                <w:rFonts w:ascii="Times New Roman" w:hAnsi="Times New Roman" w:cs="Times New Roman"/>
-                <w:color w:val="000000"/>
-              </w:rPr>
-              <w:t>**</w:t>
+              <w:t>0.383 (0.267–0.551)***</w:t>
             </w:r>
           </w:p>
         </w:tc>
@@ -18559,17 +17644,8 @@
                 <w:rFonts w:ascii="Times New Roman" w:hAnsi="Times New Roman" w:cs="Times New Roman"/>
                 <w:color w:val="000000"/>
               </w:rPr>
-              <w:t>3.216 (1.285–8.</w:t>
-            </w:r>
-            <w:proofErr w:type="gramStart"/>
-            <w:r>
-              <w:rPr>
-                <w:rFonts w:ascii="Times New Roman" w:hAnsi="Times New Roman" w:cs="Times New Roman"/>
-                <w:color w:val="000000"/>
-              </w:rPr>
-              <w:t>047)*</w:t>
-            </w:r>
-            <w:proofErr w:type="gramEnd"/>
+              <w:t>3.216 (1.285–8.047)*</w:t>
+            </w:r>
           </w:p>
         </w:tc>
         <w:tc>
@@ -18829,23 +17905,7 @@
                 <w:rFonts w:ascii="Times New Roman" w:hAnsi="Times New Roman" w:cs="Times New Roman"/>
                 <w:lang w:val="en-CM"/>
               </w:rPr>
-              <w:t xml:space="preserve">Wants </w:t>
-            </w:r>
-            <w:proofErr w:type="gramStart"/>
-            <w:r>
-              <w:rPr>
-                <w:rFonts w:ascii="Times New Roman" w:hAnsi="Times New Roman" w:cs="Times New Roman"/>
-                <w:lang w:val="en-CM"/>
-              </w:rPr>
-              <w:t>More(</w:t>
-            </w:r>
-            <w:proofErr w:type="gramEnd"/>
-            <w:r>
-              <w:rPr>
-                <w:rFonts w:ascii="Times New Roman" w:hAnsi="Times New Roman" w:cs="Times New Roman"/>
-                <w:lang w:val="en-CM"/>
-              </w:rPr>
-              <w:t>Ref)</w:t>
+              <w:t>Wants More(Ref)</w:t>
             </w:r>
           </w:p>
         </w:tc>
@@ -19040,23 +18100,7 @@
                 <w:rFonts w:ascii="Times New Roman" w:hAnsi="Times New Roman" w:cs="Times New Roman"/>
                 <w:color w:val="000000"/>
               </w:rPr>
-              <w:t>0.232 (0.077–0.</w:t>
-            </w:r>
-            <w:proofErr w:type="gramStart"/>
-            <w:r>
-              <w:rPr>
-                <w:rFonts w:ascii="Times New Roman" w:hAnsi="Times New Roman" w:cs="Times New Roman"/>
-                <w:color w:val="000000"/>
-              </w:rPr>
-              <w:t>701)*</w:t>
-            </w:r>
-            <w:proofErr w:type="gramEnd"/>
-            <w:r>
-              <w:rPr>
-                <w:rFonts w:ascii="Times New Roman" w:hAnsi="Times New Roman" w:cs="Times New Roman"/>
-                <w:color w:val="000000"/>
-              </w:rPr>
-              <w:t>*</w:t>
+              <w:t>0.232 (0.077–0.701)**</w:t>
             </w:r>
           </w:p>
         </w:tc>
@@ -19289,23 +18333,7 @@
                 <w:rFonts w:ascii="Times New Roman" w:hAnsi="Times New Roman" w:cs="Times New Roman"/>
                 <w:lang w:val="en-CM"/>
               </w:rPr>
-              <w:t>1.257 (1.065–1.</w:t>
-            </w:r>
-            <w:proofErr w:type="gramStart"/>
-            <w:r>
-              <w:rPr>
-                <w:rFonts w:ascii="Times New Roman" w:hAnsi="Times New Roman" w:cs="Times New Roman"/>
-                <w:lang w:val="en-CM"/>
-              </w:rPr>
-              <w:t>484)*</w:t>
-            </w:r>
-            <w:proofErr w:type="gramEnd"/>
-            <w:r>
-              <w:rPr>
-                <w:rFonts w:ascii="Times New Roman" w:hAnsi="Times New Roman" w:cs="Times New Roman"/>
-                <w:lang w:val="en-CM"/>
-              </w:rPr>
-              <w:t>*</w:t>
+              <w:t>1.257 (1.065–1.484)**</w:t>
             </w:r>
           </w:p>
         </w:tc>
@@ -19581,23 +18609,7 @@
                 <w:rFonts w:ascii="Times New Roman" w:hAnsi="Times New Roman" w:cs="Times New Roman"/>
                 <w:lang w:val="en-CM"/>
               </w:rPr>
-              <w:t>0.781 (0.649–0.</w:t>
-            </w:r>
-            <w:proofErr w:type="gramStart"/>
-            <w:r>
-              <w:rPr>
-                <w:rFonts w:ascii="Times New Roman" w:hAnsi="Times New Roman" w:cs="Times New Roman"/>
-                <w:lang w:val="en-CM"/>
-              </w:rPr>
-              <w:t>939)*</w:t>
-            </w:r>
-            <w:proofErr w:type="gramEnd"/>
-            <w:r>
-              <w:rPr>
-                <w:rFonts w:ascii="Times New Roman" w:hAnsi="Times New Roman" w:cs="Times New Roman"/>
-                <w:lang w:val="en-CM"/>
-              </w:rPr>
-              <w:t>*</w:t>
+              <w:t>0.781 (0.649–0.939)**</w:t>
             </w:r>
           </w:p>
         </w:tc>
@@ -19622,17 +18634,8 @@
                 <w:rFonts w:ascii="Times New Roman" w:hAnsi="Times New Roman" w:cs="Times New Roman"/>
                 <w:color w:val="000000"/>
               </w:rPr>
-              <w:t>0.685 (0.470–0.</w:t>
-            </w:r>
-            <w:proofErr w:type="gramStart"/>
-            <w:r>
-              <w:rPr>
-                <w:rFonts w:ascii="Times New Roman" w:hAnsi="Times New Roman" w:cs="Times New Roman"/>
-                <w:color w:val="000000"/>
-              </w:rPr>
-              <w:t>998)*</w:t>
-            </w:r>
-            <w:proofErr w:type="gramEnd"/>
+              <w:t>0.685 (0.470–0.998)*</w:t>
+            </w:r>
           </w:p>
         </w:tc>
       </w:tr>
@@ -19850,17 +18853,8 @@
                 <w:rFonts w:ascii="Times New Roman" w:hAnsi="Times New Roman" w:cs="Times New Roman"/>
                 <w:color w:val="000000"/>
               </w:rPr>
-              <w:t>2.995 (1.272–7.</w:t>
-            </w:r>
-            <w:proofErr w:type="gramStart"/>
-            <w:r>
-              <w:rPr>
-                <w:rFonts w:ascii="Times New Roman" w:hAnsi="Times New Roman" w:cs="Times New Roman"/>
-                <w:color w:val="000000"/>
-              </w:rPr>
-              <w:t>050)*</w:t>
-            </w:r>
-            <w:proofErr w:type="gramEnd"/>
+              <w:t>2.995 (1.272–7.050)*</w:t>
+            </w:r>
           </w:p>
         </w:tc>
       </w:tr>
@@ -19935,17 +18929,8 @@
                 <w:rFonts w:ascii="Times New Roman" w:hAnsi="Times New Roman" w:cs="Times New Roman"/>
                 <w:color w:val="000000"/>
               </w:rPr>
-              <w:t>2.760 (1.154–6.</w:t>
-            </w:r>
-            <w:proofErr w:type="gramStart"/>
-            <w:r>
-              <w:rPr>
-                <w:rFonts w:ascii="Times New Roman" w:hAnsi="Times New Roman" w:cs="Times New Roman"/>
-                <w:color w:val="000000"/>
-              </w:rPr>
-              <w:t>599)*</w:t>
-            </w:r>
-            <w:proofErr w:type="gramEnd"/>
+              <w:t>2.760 (1.154–6.599)*</w:t>
+            </w:r>
           </w:p>
         </w:tc>
       </w:tr>
@@ -20230,17 +19215,8 @@
                 <w:rFonts w:ascii="Times New Roman" w:hAnsi="Times New Roman" w:cs="Times New Roman"/>
                 <w:color w:val="000000"/>
               </w:rPr>
-              <w:t>4.005 (1.254–12.</w:t>
-            </w:r>
-            <w:proofErr w:type="gramStart"/>
-            <w:r>
-              <w:rPr>
-                <w:rFonts w:ascii="Times New Roman" w:hAnsi="Times New Roman" w:cs="Times New Roman"/>
-                <w:color w:val="000000"/>
-              </w:rPr>
-              <w:t>787)*</w:t>
-            </w:r>
-            <w:proofErr w:type="gramEnd"/>
+              <w:t>4.005 (1.254–12.787)*</w:t>
+            </w:r>
           </w:p>
         </w:tc>
         <w:tc>
@@ -20318,17 +19294,8 @@
                 <w:rFonts w:ascii="Times New Roman" w:hAnsi="Times New Roman" w:cs="Times New Roman"/>
                 <w:color w:val="000000"/>
               </w:rPr>
-              <w:t>5.430 (1.453–20.</w:t>
-            </w:r>
-            <w:proofErr w:type="gramStart"/>
-            <w:r>
-              <w:rPr>
-                <w:rFonts w:ascii="Times New Roman" w:hAnsi="Times New Roman" w:cs="Times New Roman"/>
-                <w:color w:val="000000"/>
-              </w:rPr>
-              <w:t>292)*</w:t>
-            </w:r>
-            <w:proofErr w:type="gramEnd"/>
+              <w:t>5.430 (1.453–20.292)*</w:t>
+            </w:r>
           </w:p>
         </w:tc>
         <w:tc>
@@ -20352,23 +19319,7 @@
                 <w:rFonts w:ascii="Times New Roman" w:hAnsi="Times New Roman" w:cs="Times New Roman"/>
                 <w:color w:val="000000"/>
               </w:rPr>
-              <w:t>5.090 (1.715–15.</w:t>
-            </w:r>
-            <w:proofErr w:type="gramStart"/>
-            <w:r>
-              <w:rPr>
-                <w:rFonts w:ascii="Times New Roman" w:hAnsi="Times New Roman" w:cs="Times New Roman"/>
-                <w:color w:val="000000"/>
-              </w:rPr>
-              <w:t>108)*</w:t>
-            </w:r>
-            <w:proofErr w:type="gramEnd"/>
-            <w:r>
-              <w:rPr>
-                <w:rFonts w:ascii="Times New Roman" w:hAnsi="Times New Roman" w:cs="Times New Roman"/>
-                <w:color w:val="000000"/>
-              </w:rPr>
-              <w:t>*</w:t>
+              <w:t>5.090 (1.715–15.108)**</w:t>
             </w:r>
           </w:p>
         </w:tc>
@@ -20444,17 +19395,8 @@
                 <w:rFonts w:ascii="Times New Roman" w:hAnsi="Times New Roman" w:cs="Times New Roman"/>
                 <w:color w:val="000000"/>
               </w:rPr>
-              <w:t>2.446 (1.072–5.</w:t>
-            </w:r>
-            <w:proofErr w:type="gramStart"/>
-            <w:r>
-              <w:rPr>
-                <w:rFonts w:ascii="Times New Roman" w:hAnsi="Times New Roman" w:cs="Times New Roman"/>
-                <w:color w:val="000000"/>
-              </w:rPr>
-              <w:t>584)*</w:t>
-            </w:r>
-            <w:proofErr w:type="gramEnd"/>
+              <w:t>2.446 (1.072–5.584)*</w:t>
+            </w:r>
           </w:p>
         </w:tc>
       </w:tr>
@@ -21617,49 +20559,21 @@
           <w:rFonts w:ascii="Times New Roman" w:hAnsi="Times New Roman" w:cs="Times New Roman"/>
           <w:lang w:val="en-CM"/>
         </w:rPr>
-        <w:t>) and testing (20%, n=</w:t>
+        <w:t>) and testing (20%, n=307) sets, preserving class distribution through stratified sampling. Categorical variables were one-hot encoded, numerical features (age, number of children) were standardized using Z-score normalization, and missing values were imputed (median for numerical, mode for categorical). Five-fold cross-validation was used for hyperparameter tuning, with weighted F1-score as the primary evaluation metric due to the multiclass nature of the outcome. Model interpretation was conducted using SHAP (S</w:t>
       </w:r>
       <w:r>
         <w:rPr>
           <w:rFonts w:ascii="Times New Roman" w:hAnsi="Times New Roman" w:cs="Times New Roman"/>
           <w:lang w:val="en-CM"/>
         </w:rPr>
-        <w:t>307</w:t>
+        <w:t>h</w:t>
       </w:r>
       <w:r>
         <w:rPr>
           <w:rFonts w:ascii="Times New Roman" w:hAnsi="Times New Roman" w:cs="Times New Roman"/>
           <w:lang w:val="en-CM"/>
         </w:rPr>
-        <w:t xml:space="preserve">) sets, preserving class distribution through stratified sampling. Categorical variables were one-hot encoded, numerical features (age, number of children) were standardized using Z-score normalization, and missing values were imputed (median for numerical, mode for categorical). </w:t>
-      </w:r>
-      <w:r>
-        <w:rPr>
-          <w:rFonts w:ascii="Times New Roman" w:hAnsi="Times New Roman" w:cs="Times New Roman"/>
-          <w:lang w:val="en-CM"/>
-        </w:rPr>
-        <w:t>Five</w:t>
-      </w:r>
-      <w:r>
-        <w:rPr>
-          <w:rFonts w:ascii="Times New Roman" w:hAnsi="Times New Roman" w:cs="Times New Roman"/>
-          <w:lang w:val="en-CM"/>
-        </w:rPr>
-        <w:t xml:space="preserve">-fold cross-validation was used for hyperparameter tuning, with weighted F1-score as the primary evaluation metric due to the multiclass nature of the outcome. Model interpretation was conducted using SHAP (SHapley Additive </w:t>
-      </w:r>
-      <w:r>
-        <w:rPr>
-          <w:rFonts w:ascii="Times New Roman" w:hAnsi="Times New Roman" w:cs="Times New Roman"/>
-          <w:lang w:val="en-CM"/>
-        </w:rPr>
-        <w:t>Exp</w:t>
-      </w:r>
-      <w:r>
-        <w:rPr>
-          <w:rFonts w:ascii="Times New Roman" w:hAnsi="Times New Roman" w:cs="Times New Roman"/>
-          <w:lang w:val="en-CM"/>
-        </w:rPr>
-        <w:t>lanations) analysis to identify the most influential predictors for each decision-making category.</w:t>
+        <w:t>apley Additive Explanations) analysis to identify the most influential predictors for each decision-making category.</w:t>
       </w:r>
     </w:p>
     <w:p>
@@ -21695,30 +20609,7 @@
           <w:rFonts w:ascii="Times New Roman" w:hAnsi="Times New Roman" w:cs="Times New Roman"/>
           <w:lang w:val="en-CM"/>
         </w:rPr>
-        <w:t>T</w:t>
-      </w:r>
-      <w:r>
-        <w:rPr>
-          <w:rFonts w:ascii="Times New Roman" w:hAnsi="Times New Roman" w:cs="Times New Roman"/>
-          <w:lang w:val="en-CM"/>
-        </w:rPr>
-        <w:t>able 5 presents the cross-validation performance of the seven machine learning algorithms. Models were evaluated using 5-fold stratified cross-validation on the training data, with weighted F1-score as the selection metric.</w:t>
-      </w:r>
-    </w:p>
-    <w:p>
-      <w:pPr>
-        <w:jc w:val="both"/>
-        <w:rPr>
-          <w:rFonts w:ascii="Times New Roman" w:hAnsi="Times New Roman" w:cs="Times New Roman"/>
-          <w:lang w:val="en-CM"/>
-        </w:rPr>
-      </w:pPr>
-      <w:r>
-        <w:rPr>
-          <w:rFonts w:ascii="Times New Roman" w:hAnsi="Times New Roman" w:cs="Times New Roman"/>
-          <w:lang w:val="en-CM"/>
-        </w:rPr>
-        <w:t>Table 5: Machine Learning Model Performance (5-Fold Cross-Validation)</w:t>
+        <w:t>Table 5 presents the cross-validation performance of the seven machine learning algorithms. Models were evaluated using 5-fold stratified cross-validation on the training data, with weighted F1-score as the selection metric.</w:t>
       </w:r>
     </w:p>
     <w:tbl>
@@ -21861,7 +20752,14 @@
                 <w:rFonts w:ascii="Times New Roman" w:hAnsi="Times New Roman" w:cs="Times New Roman"/>
                 <w:lang w:val="en-CM"/>
               </w:rPr>
-              <w:t>0.537</w:t>
+              <w:t>0.5</w:t>
+            </w:r>
+            <w:r>
+              <w:rPr>
+                <w:rFonts w:ascii="Times New Roman" w:hAnsi="Times New Roman" w:cs="Times New Roman"/>
+                <w:lang w:val="en-CM"/>
+              </w:rPr>
+              <w:t>41</w:t>
             </w:r>
           </w:p>
         </w:tc>
@@ -21885,7 +20783,14 @@
                 <w:rFonts w:ascii="Times New Roman" w:hAnsi="Times New Roman" w:cs="Times New Roman"/>
                 <w:lang w:val="en-CM"/>
               </w:rPr>
-              <w:t>± 0.017</w:t>
+              <w:t>± 0.0</w:t>
+            </w:r>
+            <w:r>
+              <w:rPr>
+                <w:rFonts w:ascii="Times New Roman" w:hAnsi="Times New Roman" w:cs="Times New Roman"/>
+                <w:lang w:val="en-CM"/>
+              </w:rPr>
+              <w:t>23</w:t>
             </w:r>
           </w:p>
         </w:tc>
@@ -21939,7 +20844,14 @@
                 <w:rFonts w:ascii="Times New Roman" w:hAnsi="Times New Roman" w:cs="Times New Roman"/>
                 <w:lang w:val="en-CM"/>
               </w:rPr>
-              <w:t>0.521</w:t>
+              <w:t>0.5</w:t>
+            </w:r>
+            <w:r>
+              <w:rPr>
+                <w:rFonts w:ascii="Times New Roman" w:hAnsi="Times New Roman" w:cs="Times New Roman"/>
+                <w:lang w:val="en-CM"/>
+              </w:rPr>
+              <w:t>31</w:t>
             </w:r>
           </w:p>
         </w:tc>
@@ -21963,7 +20875,14 @@
                 <w:rFonts w:ascii="Times New Roman" w:hAnsi="Times New Roman" w:cs="Times New Roman"/>
                 <w:lang w:val="en-CM"/>
               </w:rPr>
-              <w:t>± 0.026</w:t>
+              <w:t>± 0.0</w:t>
+            </w:r>
+            <w:r>
+              <w:rPr>
+                <w:rFonts w:ascii="Times New Roman" w:hAnsi="Times New Roman" w:cs="Times New Roman"/>
+                <w:lang w:val="en-CM"/>
+              </w:rPr>
+              <w:t>16</w:t>
             </w:r>
           </w:p>
         </w:tc>
@@ -22020,7 +20939,14 @@
                 <w:rFonts w:ascii="Times New Roman" w:hAnsi="Times New Roman" w:cs="Times New Roman"/>
                 <w:lang w:val="en-CM"/>
               </w:rPr>
-              <w:t>0.518</w:t>
+              <w:t>0.5</w:t>
+            </w:r>
+            <w:r>
+              <w:rPr>
+                <w:rFonts w:ascii="Times New Roman" w:hAnsi="Times New Roman" w:cs="Times New Roman"/>
+                <w:lang w:val="en-CM"/>
+              </w:rPr>
+              <w:t>34</w:t>
             </w:r>
           </w:p>
         </w:tc>
@@ -22044,7 +20970,14 @@
                 <w:rFonts w:ascii="Times New Roman" w:hAnsi="Times New Roman" w:cs="Times New Roman"/>
                 <w:lang w:val="en-CM"/>
               </w:rPr>
-              <w:t>± 0.031</w:t>
+              <w:t>± 0.0</w:t>
+            </w:r>
+            <w:r>
+              <w:rPr>
+                <w:rFonts w:ascii="Times New Roman" w:hAnsi="Times New Roman" w:cs="Times New Roman"/>
+                <w:lang w:val="en-CM"/>
+              </w:rPr>
+              <w:t>38</w:t>
             </w:r>
           </w:p>
         </w:tc>
@@ -22098,7 +21031,14 @@
                 <w:rFonts w:ascii="Times New Roman" w:hAnsi="Times New Roman" w:cs="Times New Roman"/>
                 <w:lang w:val="en-CM"/>
               </w:rPr>
-              <w:t>0.502</w:t>
+              <w:t>0.</w:t>
+            </w:r>
+            <w:r>
+              <w:rPr>
+                <w:rFonts w:ascii="Times New Roman" w:hAnsi="Times New Roman" w:cs="Times New Roman"/>
+                <w:lang w:val="en-CM"/>
+              </w:rPr>
+              <w:t>488</w:t>
             </w:r>
           </w:p>
         </w:tc>
@@ -22122,7 +21062,14 @@
                 <w:rFonts w:ascii="Times New Roman" w:hAnsi="Times New Roman" w:cs="Times New Roman"/>
                 <w:lang w:val="en-CM"/>
               </w:rPr>
-              <w:t>± 0.026</w:t>
+              <w:t>± 0.0</w:t>
+            </w:r>
+            <w:r>
+              <w:rPr>
+                <w:rFonts w:ascii="Times New Roman" w:hAnsi="Times New Roman" w:cs="Times New Roman"/>
+                <w:lang w:val="en-CM"/>
+              </w:rPr>
+              <w:t>14</w:t>
             </w:r>
           </w:p>
         </w:tc>
@@ -22179,7 +21126,14 @@
                 <w:rFonts w:ascii="Times New Roman" w:hAnsi="Times New Roman" w:cs="Times New Roman"/>
                 <w:lang w:val="en-CM"/>
               </w:rPr>
-              <w:t>0.495</w:t>
+              <w:t>0.</w:t>
+            </w:r>
+            <w:r>
+              <w:rPr>
+                <w:rFonts w:ascii="Times New Roman" w:hAnsi="Times New Roman" w:cs="Times New Roman"/>
+                <w:lang w:val="en-CM"/>
+              </w:rPr>
+              <w:t>516</w:t>
             </w:r>
           </w:p>
         </w:tc>
@@ -22203,7 +21157,14 @@
                 <w:rFonts w:ascii="Times New Roman" w:hAnsi="Times New Roman" w:cs="Times New Roman"/>
                 <w:lang w:val="en-CM"/>
               </w:rPr>
-              <w:t>± 0.024</w:t>
+              <w:t>± 0.0</w:t>
+            </w:r>
+            <w:r>
+              <w:rPr>
+                <w:rFonts w:ascii="Times New Roman" w:hAnsi="Times New Roman" w:cs="Times New Roman"/>
+                <w:lang w:val="en-CM"/>
+              </w:rPr>
+              <w:t>40</w:t>
             </w:r>
           </w:p>
         </w:tc>
@@ -22257,7 +21218,21 @@
                 <w:rFonts w:ascii="Times New Roman" w:hAnsi="Times New Roman" w:cs="Times New Roman"/>
                 <w:lang w:val="en-CM"/>
               </w:rPr>
-              <w:t>0.483</w:t>
+              <w:t>0.</w:t>
+            </w:r>
+            <w:r>
+              <w:rPr>
+                <w:rFonts w:ascii="Times New Roman" w:hAnsi="Times New Roman" w:cs="Times New Roman"/>
+                <w:lang w:val="en-CM"/>
+              </w:rPr>
+              <w:t>52</w:t>
+            </w:r>
+            <w:r>
+              <w:rPr>
+                <w:rFonts w:ascii="Times New Roman" w:hAnsi="Times New Roman" w:cs="Times New Roman"/>
+                <w:lang w:val="en-CM"/>
+              </w:rPr>
+              <w:t>8</w:t>
             </w:r>
           </w:p>
         </w:tc>
@@ -22281,7 +21256,14 @@
                 <w:rFonts w:ascii="Times New Roman" w:hAnsi="Times New Roman" w:cs="Times New Roman"/>
                 <w:lang w:val="en-CM"/>
               </w:rPr>
-              <w:t>± 0.017</w:t>
+              <w:t>± 0.0</w:t>
+            </w:r>
+            <w:r>
+              <w:rPr>
+                <w:rFonts w:ascii="Times New Roman" w:hAnsi="Times New Roman" w:cs="Times New Roman"/>
+                <w:lang w:val="en-CM"/>
+              </w:rPr>
+              <w:t>32</w:t>
             </w:r>
           </w:p>
         </w:tc>
@@ -22338,7 +21320,14 @@
                 <w:rFonts w:ascii="Times New Roman" w:hAnsi="Times New Roman" w:cs="Times New Roman"/>
                 <w:lang w:val="en-CM"/>
               </w:rPr>
-              <w:t>0.471</w:t>
+              <w:t>0.4</w:t>
+            </w:r>
+            <w:r>
+              <w:rPr>
+                <w:rFonts w:ascii="Times New Roman" w:hAnsi="Times New Roman" w:cs="Times New Roman"/>
+                <w:lang w:val="en-CM"/>
+              </w:rPr>
+              <w:t>50</w:t>
             </w:r>
           </w:p>
         </w:tc>
@@ -22370,18 +21359,51 @@
     </w:tbl>
     <w:p>
       <w:pPr>
-        <w:jc w:val="both"/>
-        <w:rPr>
-          <w:rFonts w:ascii="Times New Roman" w:hAnsi="Times New Roman" w:cs="Times New Roman"/>
+        <w:jc w:val="center"/>
+        <w:rPr>
+          <w:rFonts w:ascii="Times New Roman" w:hAnsi="Times New Roman" w:cs="Times New Roman"/>
+          <w:b/>
+          <w:bCs/>
+          <w:i/>
+          <w:iCs/>
           <w:lang w:val="en-CM"/>
         </w:rPr>
       </w:pPr>
       <w:r>
         <w:rPr>
           <w:rFonts w:ascii="Times New Roman" w:hAnsi="Times New Roman" w:cs="Times New Roman"/>
+          <w:b/>
+          <w:bCs/>
+          <w:i/>
+          <w:iCs/>
           <w:lang w:val="en-CM"/>
         </w:rPr>
-        <w:t>Key Finding: LightGBM achieved the highest mean weighted F1-score during cross-validation and was selected as the final model.</w:t>
+        <w:t>Table 5: Machine Learning Model Performance (5-Fold Cross-Validation)</w:t>
+      </w:r>
+    </w:p>
+    <w:p>
+      <w:pPr>
+        <w:jc w:val="both"/>
+        <w:rPr>
+          <w:rFonts w:ascii="Times New Roman" w:hAnsi="Times New Roman" w:cs="Times New Roman"/>
+          <w:lang w:val="en-CM"/>
+        </w:rPr>
+      </w:pPr>
+      <w:r>
+        <w:rPr>
+          <w:rFonts w:ascii="Times New Roman" w:hAnsi="Times New Roman" w:cs="Times New Roman"/>
+          <w:b/>
+          <w:bCs/>
+          <w:lang w:val="en-CM"/>
+        </w:rPr>
+        <w:t>Key Finding</w:t>
+      </w:r>
+      <w:r>
+        <w:rPr>
+          <w:rFonts w:ascii="Times New Roman" w:hAnsi="Times New Roman" w:cs="Times New Roman"/>
+          <w:lang w:val="en-CM"/>
+        </w:rPr>
+        <w:t>: LightGBM achieved the highest mean weighted F1-score during cross-validation and was selected as the final model.</w:t>
       </w:r>
     </w:p>
     <w:p>
@@ -22428,40 +21450,23 @@
           <w:rFonts w:ascii="Times New Roman" w:hAnsi="Times New Roman" w:cs="Times New Roman"/>
           <w:lang w:val="en-CM"/>
         </w:rPr>
-        <w:t xml:space="preserve">The confusion matrix for the best-performing model (LGBM) is presented in </w:t>
-      </w:r>
-      <w:r>
-        <w:rPr>
-          <w:rFonts w:ascii="Times New Roman" w:hAnsi="Times New Roman" w:cs="Times New Roman"/>
-          <w:lang w:val="en-CM"/>
-        </w:rPr>
-        <w:t>the figure below</w:t>
-      </w:r>
-      <w:r>
-        <w:rPr>
-          <w:rFonts w:ascii="Times New Roman" w:hAnsi="Times New Roman" w:cs="Times New Roman"/>
-          <w:lang w:val="en-CM"/>
-        </w:rPr>
-        <w:t>, revealing the model's classification patterns across the three decision-making categories.</w:t>
+        <w:t>The confusion matrix for the best-performing model (LGBM) is presented in the figure below, revealing the model's classification patterns across the three decision-making categories.</w:t>
       </w:r>
     </w:p>
     <w:p>
       <w:pPr>
+        <w:keepNext/>
         <w:jc w:val="both"/>
-        <w:rPr>
-          <w:rFonts w:ascii="Times New Roman" w:hAnsi="Times New Roman" w:cs="Times New Roman"/>
-          <w:lang w:val="en-CM"/>
-        </w:rPr>
       </w:pPr>
       <w:r>
         <w:rPr>
           <w:noProof/>
         </w:rPr>
         <w:drawing>
-          <wp:inline distT="0" distB="0" distL="0" distR="0" wp14:anchorId="6E75E5FC" wp14:editId="7E17C7FF">
+          <wp:inline distT="0" distB="0" distL="0" distR="0" wp14:anchorId="76948DBD" wp14:editId="3533035A">
             <wp:extent cx="5486400" cy="3657600"/>
             <wp:effectExtent l="0" t="0" r="0" b="0"/>
-            <wp:docPr id="511273598" name="Picture 3"/>
+            <wp:docPr id="1006593210" name="Picture 1"/>
             <wp:cNvGraphicFramePr>
               <a:graphicFrameLocks xmlns:a="http://schemas.openxmlformats.org/drawingml/2006/main" noChangeAspect="1"/>
             </wp:cNvGraphicFramePr>
@@ -22469,7 +21474,7 @@
               <a:graphicData uri="http://schemas.openxmlformats.org/drawingml/2006/picture">
                 <pic:pic xmlns:pic="http://schemas.openxmlformats.org/drawingml/2006/picture">
                   <pic:nvPicPr>
-                    <pic:cNvPr id="0" name="Picture 5"/>
+                    <pic:cNvPr id="0" name="Picture 1"/>
                     <pic:cNvPicPr>
                       <a:picLocks noChangeAspect="1" noChangeArrowheads="1"/>
                     </pic:cNvPicPr>
@@ -22509,6 +21514,121 @@
     </w:p>
     <w:p>
       <w:pPr>
+        <w:pStyle w:val="Caption"/>
+        <w:jc w:val="center"/>
+        <w:rPr>
+          <w:rFonts w:ascii="Times New Roman" w:hAnsi="Times New Roman" w:cs="Times New Roman"/>
+          <w:i/>
+          <w:iCs/>
+          <w:color w:val="auto"/>
+          <w:sz w:val="22"/>
+          <w:szCs w:val="22"/>
+          <w:lang w:val="en-CM"/>
+        </w:rPr>
+      </w:pPr>
+      <w:r>
+        <w:rPr>
+          <w:rFonts w:ascii="Times New Roman" w:hAnsi="Times New Roman" w:cs="Times New Roman"/>
+          <w:i/>
+          <w:iCs/>
+          <w:color w:val="auto"/>
+          <w:sz w:val="22"/>
+          <w:szCs w:val="22"/>
+        </w:rPr>
+        <w:t xml:space="preserve">Figure </w:t>
+      </w:r>
+      <w:r>
+        <w:rPr>
+          <w:rFonts w:ascii="Times New Roman" w:hAnsi="Times New Roman" w:cs="Times New Roman"/>
+          <w:i/>
+          <w:iCs/>
+          <w:color w:val="auto"/>
+          <w:sz w:val="22"/>
+          <w:szCs w:val="22"/>
+        </w:rPr>
+        <w:fldChar w:fldCharType="begin"/>
+      </w:r>
+      <w:r>
+        <w:rPr>
+          <w:rFonts w:ascii="Times New Roman" w:hAnsi="Times New Roman" w:cs="Times New Roman"/>
+          <w:i/>
+          <w:iCs/>
+          <w:color w:val="auto"/>
+          <w:sz w:val="22"/>
+          <w:szCs w:val="22"/>
+        </w:rPr>
+        <w:instrText xml:space="preserve"> SEQ Figure \* ARABIC </w:instrText>
+      </w:r>
+      <w:r>
+        <w:rPr>
+          <w:rFonts w:ascii="Times New Roman" w:hAnsi="Times New Roman" w:cs="Times New Roman"/>
+          <w:i/>
+          <w:iCs/>
+          <w:color w:val="auto"/>
+          <w:sz w:val="22"/>
+          <w:szCs w:val="22"/>
+        </w:rPr>
+        <w:fldChar w:fldCharType="separate"/>
+      </w:r>
+      <w:r>
+        <w:rPr>
+          <w:rFonts w:ascii="Times New Roman" w:hAnsi="Times New Roman" w:cs="Times New Roman"/>
+          <w:i/>
+          <w:iCs/>
+          <w:noProof/>
+          <w:color w:val="auto"/>
+          <w:sz w:val="22"/>
+          <w:szCs w:val="22"/>
+        </w:rPr>
+        <w:t>1</w:t>
+      </w:r>
+      <w:r>
+        <w:rPr>
+          <w:rFonts w:ascii="Times New Roman" w:hAnsi="Times New Roman" w:cs="Times New Roman"/>
+          <w:i/>
+          <w:iCs/>
+          <w:color w:val="auto"/>
+          <w:sz w:val="22"/>
+          <w:szCs w:val="22"/>
+        </w:rPr>
+        <w:fldChar w:fldCharType="end"/>
+      </w:r>
+      <w:r>
+        <w:rPr>
+          <w:rFonts w:ascii="Times New Roman" w:hAnsi="Times New Roman" w:cs="Times New Roman"/>
+          <w:i/>
+          <w:iCs/>
+          <w:color w:val="auto"/>
+          <w:sz w:val="22"/>
+          <w:szCs w:val="22"/>
+        </w:rPr>
+        <w:t xml:space="preserve">: Confusion matrix of the </w:t>
+      </w:r>
+      <w:r>
+        <w:rPr>
+          <w:rFonts w:ascii="Times New Roman" w:hAnsi="Times New Roman" w:cs="Times New Roman"/>
+          <w:i/>
+          <w:iCs/>
+          <w:color w:val="auto"/>
+          <w:sz w:val="22"/>
+          <w:szCs w:val="22"/>
+        </w:rPr>
+        <w:t>L</w:t>
+      </w:r>
+      <w:r>
+        <w:rPr>
+          <w:rFonts w:ascii="Times New Roman" w:hAnsi="Times New Roman" w:cs="Times New Roman"/>
+          <w:i/>
+          <w:iCs/>
+          <w:color w:val="auto"/>
+          <w:sz w:val="22"/>
+          <w:szCs w:val="22"/>
+        </w:rPr>
+        <w:t>ightGBM model</w:t>
+      </w:r>
+    </w:p>
+    <w:p>
+      <w:pPr>
         <w:jc w:val="both"/>
         <w:rPr>
           <w:rFonts w:ascii="Times New Roman" w:hAnsi="Times New Roman" w:cs="Times New Roman"/>
@@ -22556,28 +21676,7 @@
           <w:rFonts w:ascii="Times New Roman" w:hAnsi="Times New Roman" w:cs="Times New Roman"/>
           <w:lang w:val="en-CM"/>
         </w:rPr>
-        <w:t xml:space="preserve">The </w:t>
-      </w:r>
-      <w:r>
-        <w:rPr>
-          <w:rFonts w:ascii="Times New Roman" w:hAnsi="Times New Roman" w:cs="Times New Roman"/>
-          <w:lang w:val="en-CM"/>
-        </w:rPr>
-        <w:t xml:space="preserve">table </w:t>
-      </w:r>
-      <w:r>
-        <w:rPr>
-          <w:rFonts w:ascii="Times New Roman" w:hAnsi="Times New Roman" w:cs="Times New Roman"/>
-          <w:lang w:val="en-CM"/>
-        </w:rPr>
-        <w:t>below</w:t>
-      </w:r>
-      <w:r>
-        <w:rPr>
-          <w:rFonts w:ascii="Times New Roman" w:hAnsi="Times New Roman" w:cs="Times New Roman"/>
-          <w:lang w:val="en-CM"/>
-        </w:rPr>
-        <w:t xml:space="preserve"> present the SHAP analysis results for the LightGBM model, identifying the most influential predictors for each decision-making category.</w:t>
+        <w:t>The table below present the SHAP analysis results for the LightGBM model, identifying the most influential predictors for each decision-making category.</w:t>
       </w:r>
       <w:r>
         <w:rPr>
@@ -22838,6 +21937,7 @@
                 <w:rFonts w:ascii="Times New Roman" w:hAnsi="Times New Roman" w:cs="Times New Roman"/>
                 <w:lang w:val="en-CM"/>
               </w:rPr>
+              <w:lastRenderedPageBreak/>
               <w:t>3</w:t>
             </w:r>
           </w:p>
@@ -22907,7 +22007,6 @@
                 <w:rFonts w:ascii="Times New Roman" w:hAnsi="Times New Roman" w:cs="Times New Roman"/>
                 <w:lang w:val="en-CM"/>
               </w:rPr>
-              <w:lastRenderedPageBreak/>
               <w:t>4</w:t>
             </w:r>
           </w:p>
@@ -23613,7 +22712,14 @@
                 <w:rFonts w:ascii="Times New Roman" w:hAnsi="Times New Roman" w:cs="Times New Roman"/>
                 <w:lang w:val="en-CM"/>
               </w:rPr>
-              <w:t>14</w:t>
+              <w:t>1</w:t>
+            </w:r>
+            <w:r>
+              <w:rPr>
+                <w:rFonts w:ascii="Times New Roman" w:hAnsi="Times New Roman" w:cs="Times New Roman"/>
+                <w:lang w:val="en-CM"/>
+              </w:rPr>
+              <w:t>4</w:t>
             </w:r>
           </w:p>
         </w:tc>
@@ -23636,7 +22742,7 @@
                 <w:rFonts w:ascii="Times New Roman" w:hAnsi="Times New Roman" w:cs="Times New Roman"/>
                 <w:lang w:val="en-CM"/>
               </w:rPr>
-              <w:t>Current method</w:t>
+              <w:t>Marriage type</w:t>
             </w:r>
           </w:p>
         </w:tc>
@@ -23659,7 +22765,7 @@
                 <w:rFonts w:ascii="Times New Roman" w:hAnsi="Times New Roman" w:cs="Times New Roman"/>
                 <w:lang w:val="en-CM"/>
               </w:rPr>
-              <w:t>0.0656</w:t>
+              <w:t>0.0736</w:t>
             </w:r>
           </w:p>
         </w:tc>
@@ -23685,7 +22791,14 @@
                 <w:rFonts w:ascii="Times New Roman" w:hAnsi="Times New Roman" w:cs="Times New Roman"/>
                 <w:lang w:val="en-CM"/>
               </w:rPr>
-              <w:t>15</w:t>
+              <w:t>1</w:t>
+            </w:r>
+            <w:r>
+              <w:rPr>
+                <w:rFonts w:ascii="Times New Roman" w:hAnsi="Times New Roman" w:cs="Times New Roman"/>
+                <w:lang w:val="en-CM"/>
+              </w:rPr>
+              <w:t>5</w:t>
             </w:r>
           </w:p>
         </w:tc>
@@ -23708,7 +22821,7 @@
                 <w:rFonts w:ascii="Times New Roman" w:hAnsi="Times New Roman" w:cs="Times New Roman"/>
                 <w:lang w:val="en-CM"/>
               </w:rPr>
-              <w:t>Marriage type</w:t>
+              <w:t>Fertility preference</w:t>
             </w:r>
           </w:p>
         </w:tc>
@@ -23731,7 +22844,7 @@
                 <w:rFonts w:ascii="Times New Roman" w:hAnsi="Times New Roman" w:cs="Times New Roman"/>
                 <w:lang w:val="en-CM"/>
               </w:rPr>
-              <w:t>0.0736</w:t>
+              <w:t>0.0555</w:t>
             </w:r>
           </w:p>
         </w:tc>
@@ -23754,7 +22867,14 @@
                 <w:rFonts w:ascii="Times New Roman" w:hAnsi="Times New Roman" w:cs="Times New Roman"/>
                 <w:lang w:val="en-CM"/>
               </w:rPr>
-              <w:t>16</w:t>
+              <w:t>1</w:t>
+            </w:r>
+            <w:r>
+              <w:rPr>
+                <w:rFonts w:ascii="Times New Roman" w:hAnsi="Times New Roman" w:cs="Times New Roman"/>
+                <w:lang w:val="en-CM"/>
+              </w:rPr>
+              <w:t>6</w:t>
             </w:r>
           </w:p>
         </w:tc>
@@ -23777,7 +22897,7 @@
                 <w:rFonts w:ascii="Times New Roman" w:hAnsi="Times New Roman" w:cs="Times New Roman"/>
                 <w:lang w:val="en-CM"/>
               </w:rPr>
-              <w:t>Fertility preference</w:t>
+              <w:t>Woman working</w:t>
             </w:r>
           </w:p>
         </w:tc>
@@ -23800,7 +22920,7 @@
                 <w:rFonts w:ascii="Times New Roman" w:hAnsi="Times New Roman" w:cs="Times New Roman"/>
                 <w:lang w:val="en-CM"/>
               </w:rPr>
-              <w:t>0.0555</w:t>
+              <w:t>0.0465</w:t>
             </w:r>
           </w:p>
         </w:tc>
@@ -23826,7 +22946,14 @@
                 <w:rFonts w:ascii="Times New Roman" w:hAnsi="Times New Roman" w:cs="Times New Roman"/>
                 <w:lang w:val="en-CM"/>
               </w:rPr>
-              <w:t>17</w:t>
+              <w:t>1</w:t>
+            </w:r>
+            <w:r>
+              <w:rPr>
+                <w:rFonts w:ascii="Times New Roman" w:hAnsi="Times New Roman" w:cs="Times New Roman"/>
+                <w:lang w:val="en-CM"/>
+              </w:rPr>
+              <w:t>7</w:t>
             </w:r>
           </w:p>
         </w:tc>
@@ -23849,7 +22976,7 @@
                 <w:rFonts w:ascii="Times New Roman" w:hAnsi="Times New Roman" w:cs="Times New Roman"/>
                 <w:lang w:val="en-CM"/>
               </w:rPr>
-              <w:t>Woman working</w:t>
+              <w:t>Media exposure</w:t>
             </w:r>
           </w:p>
         </w:tc>
@@ -23872,7 +22999,7 @@
                 <w:rFonts w:ascii="Times New Roman" w:hAnsi="Times New Roman" w:cs="Times New Roman"/>
                 <w:lang w:val="en-CM"/>
               </w:rPr>
-              <w:t>0.0465</w:t>
+              <w:t>0.0547</w:t>
             </w:r>
           </w:p>
         </w:tc>
@@ -23895,7 +23022,7 @@
                 <w:rFonts w:ascii="Times New Roman" w:hAnsi="Times New Roman" w:cs="Times New Roman"/>
                 <w:lang w:val="en-CM"/>
               </w:rPr>
-              <w:t>18</w:t>
+              <w:t>1</w:t>
             </w:r>
           </w:p>
         </w:tc>
@@ -23918,7 +23045,7 @@
                 <w:rFonts w:ascii="Times New Roman" w:hAnsi="Times New Roman" w:cs="Times New Roman"/>
                 <w:lang w:val="en-CM"/>
               </w:rPr>
-              <w:t>Media exposure</w:t>
+              <w:t>Husband working</w:t>
             </w:r>
           </w:p>
         </w:tc>
@@ -23931,78 +23058,6 @@
             <w:pPr>
               <w:spacing w:after="200" w:line="276" w:lineRule="auto"/>
               <w:cnfStyle w:val="000000000000" w:firstRow="0" w:lastRow="0" w:firstColumn="0" w:lastColumn="0" w:oddVBand="0" w:evenVBand="0" w:oddHBand="0" w:evenHBand="0" w:firstRowFirstColumn="0" w:firstRowLastColumn="0" w:lastRowFirstColumn="0" w:lastRowLastColumn="0"/>
-              <w:rPr>
-                <w:rFonts w:ascii="Times New Roman" w:hAnsi="Times New Roman" w:cs="Times New Roman"/>
-                <w:lang w:val="en-CM"/>
-              </w:rPr>
-            </w:pPr>
-            <w:r>
-              <w:rPr>
-                <w:rFonts w:ascii="Times New Roman" w:hAnsi="Times New Roman" w:cs="Times New Roman"/>
-                <w:lang w:val="en-CM"/>
-              </w:rPr>
-              <w:t>0.0547</w:t>
-            </w:r>
-          </w:p>
-        </w:tc>
-      </w:tr>
-      <w:tr>
-        <w:trPr>
-          <w:cnfStyle w:val="000000100000" w:firstRow="0" w:lastRow="0" w:firstColumn="0" w:lastColumn="0" w:oddVBand="0" w:evenVBand="0" w:oddHBand="1" w:evenHBand="0" w:firstRowFirstColumn="0" w:firstRowLastColumn="0" w:lastRowFirstColumn="0" w:lastRowLastColumn="0"/>
-        </w:trPr>
-        <w:tc>
-          <w:tcPr>
-            <w:cnfStyle w:val="001000000000" w:firstRow="0" w:lastRow="0" w:firstColumn="1" w:lastColumn="0" w:oddVBand="0" w:evenVBand="0" w:oddHBand="0" w:evenHBand="0" w:firstRowFirstColumn="0" w:firstRowLastColumn="0" w:lastRowFirstColumn="0" w:lastRowLastColumn="0"/>
-            <w:tcW w:w="851" w:type="dxa"/>
-          </w:tcPr>
-          <w:p>
-            <w:pPr>
-              <w:rPr>
-                <w:rFonts w:ascii="Times New Roman" w:hAnsi="Times New Roman" w:cs="Times New Roman"/>
-                <w:lang w:val="en-CM"/>
-              </w:rPr>
-            </w:pPr>
-            <w:r>
-              <w:rPr>
-                <w:rFonts w:ascii="Times New Roman" w:hAnsi="Times New Roman" w:cs="Times New Roman"/>
-                <w:lang w:val="en-CM"/>
-              </w:rPr>
-              <w:t>19</w:t>
-            </w:r>
-          </w:p>
-        </w:tc>
-        <w:tc>
-          <w:tcPr>
-            <w:tcW w:w="3261" w:type="dxa"/>
-            <w:hideMark/>
-          </w:tcPr>
-          <w:p>
-            <w:pPr>
-              <w:spacing w:after="200" w:line="276" w:lineRule="auto"/>
-              <w:cnfStyle w:val="000000100000" w:firstRow="0" w:lastRow="0" w:firstColumn="0" w:lastColumn="0" w:oddVBand="0" w:evenVBand="0" w:oddHBand="1" w:evenHBand="0" w:firstRowFirstColumn="0" w:firstRowLastColumn="0" w:lastRowFirstColumn="0" w:lastRowLastColumn="0"/>
-              <w:rPr>
-                <w:rFonts w:ascii="Times New Roman" w:hAnsi="Times New Roman" w:cs="Times New Roman"/>
-                <w:lang w:val="en-CM"/>
-              </w:rPr>
-            </w:pPr>
-            <w:r>
-              <w:rPr>
-                <w:rFonts w:ascii="Times New Roman" w:hAnsi="Times New Roman" w:cs="Times New Roman"/>
-                <w:lang w:val="en-CM"/>
-              </w:rPr>
-              <w:t>Husband working</w:t>
-            </w:r>
-          </w:p>
-        </w:tc>
-        <w:tc>
-          <w:tcPr>
-            <w:tcW w:w="3259" w:type="dxa"/>
-            <w:hideMark/>
-          </w:tcPr>
-          <w:p>
-            <w:pPr>
-              <w:spacing w:after="200" w:line="276" w:lineRule="auto"/>
-              <w:cnfStyle w:val="000000100000" w:firstRow="0" w:lastRow="0" w:firstColumn="0" w:lastColumn="0" w:oddVBand="0" w:evenVBand="0" w:oddHBand="1" w:evenHBand="0" w:firstRowFirstColumn="0" w:firstRowLastColumn="0" w:lastRowFirstColumn="0" w:lastRowLastColumn="0"/>
               <w:rPr>
                 <w:rFonts w:ascii="Times New Roman" w:hAnsi="Times New Roman" w:cs="Times New Roman"/>
                 <w:lang w:val="en-CM"/>
@@ -24021,14 +23076,27 @@
     </w:tbl>
     <w:p>
       <w:pPr>
-        <w:jc w:val="both"/>
+        <w:jc w:val="center"/>
         <w:rPr>
           <w:rFonts w:ascii="Times New Roman" w:hAnsi="Times New Roman" w:cs="Times New Roman"/>
           <w:b/>
           <w:bCs/>
+          <w:i/>
+          <w:iCs/>
           <w:lang w:val="en-CM"/>
         </w:rPr>
       </w:pPr>
+      <w:r>
+        <w:rPr>
+          <w:rFonts w:ascii="Times New Roman" w:hAnsi="Times New Roman" w:cs="Times New Roman"/>
+          <w:b/>
+          <w:bCs/>
+          <w:i/>
+          <w:iCs/>
+          <w:lang w:val="en-CM"/>
+        </w:rPr>
+        <w:t>Table 6: Feature importance classification from the SHAP analysis</w:t>
+      </w:r>
     </w:p>
     <w:p>
       <w:pPr>
@@ -24042,25 +23110,19 @@
         <w:rPr>
           <w:rFonts w:ascii="Times New Roman" w:hAnsi="Times New Roman" w:cs="Times New Roman"/>
         </w:rPr>
-        <w:t>SHAP analysis revealed that region, partner's desired children, age, and husband's education were the most influential predictors of women's family planning decision autonomy. Additionally, facility-based family planning information, marital status, wealth, religion, and parity contributed substantially to prediction accuracy. The findings largely corroborated the multinomial logistic regression results while also uncovering additional influential factor</w:t>
+        <w:t xml:space="preserve">SHAP analysis revealed that region, partner's desired children, age, and husband's education were the most influential predictors of women's family planning decision autonomy. Additionally, facility-based family planning information, marital status, wealth, religion, and parity contributed substantially to prediction accuracy. The findings largely corroborated the multinomial logistic regression results while also uncovering additional influential factor suggesting the presence of nonlinear </w:t>
       </w:r>
       <w:r>
         <w:rPr>
           <w:rFonts w:ascii="Times New Roman" w:hAnsi="Times New Roman" w:cs="Times New Roman"/>
         </w:rPr>
-        <w:t xml:space="preserve"> </w:t>
+        <w:t>interaction</w:t>
       </w:r>
       <w:r>
         <w:rPr>
           <w:rFonts w:ascii="Times New Roman" w:hAnsi="Times New Roman" w:cs="Times New Roman"/>
         </w:rPr>
-        <w:t>suggesting the presence of nonlinear</w:t>
-      </w:r>
-      <w:r>
-        <w:rPr>
-          <w:rFonts w:ascii="Times New Roman" w:hAnsi="Times New Roman" w:cs="Times New Roman"/>
-        </w:rPr>
-        <w:t xml:space="preserve"> intrecation among socio economic, demographic and health care related determinants.</w:t>
+        <w:t xml:space="preserve"> among socio economic, demographic and health care related determinants.</w:t>
       </w:r>
     </w:p>
     <w:p>
@@ -24103,7 +23165,7 @@
           <w:rFonts w:ascii="Times New Roman" w:hAnsi="Times New Roman" w:cs="Times New Roman"/>
           <w:lang w:val="en-CM"/>
         </w:rPr>
-        <w:t>8</w:t>
+        <w:t>7</w:t>
       </w:r>
       <w:r>
         <w:rPr>
@@ -24111,55 +23173,19 @@
           <w:lang w:val="en-CM"/>
         </w:rPr>
         <w:t xml:space="preserve"> compares the key predictors identified by multinomial logistic regression (Section 3.4) with those identified by the machine learning SHAP analysis.</w:t>
-      </w:r>
-    </w:p>
-    <w:p>
-      <w:pPr>
-        <w:jc w:val="both"/>
-        <w:rPr>
-          <w:rFonts w:ascii="Times New Roman" w:hAnsi="Times New Roman" w:cs="Times New Roman"/>
-          <w:lang w:val="en-CM"/>
-        </w:rPr>
-      </w:pPr>
-      <w:r>
-        <w:rPr>
-          <w:rFonts w:ascii="Times New Roman" w:hAnsi="Times New Roman" w:cs="Times New Roman"/>
-          <w:b/>
-          <w:bCs/>
-          <w:lang w:val="en-CM"/>
-        </w:rPr>
-        <w:t xml:space="preserve">Table </w:t>
-      </w:r>
-      <w:r>
-        <w:rPr>
-          <w:rFonts w:ascii="Times New Roman" w:hAnsi="Times New Roman" w:cs="Times New Roman"/>
-          <w:b/>
-          <w:bCs/>
-          <w:lang w:val="en-CM"/>
-        </w:rPr>
-        <w:t>8</w:t>
-      </w:r>
-      <w:r>
-        <w:rPr>
-          <w:rFonts w:ascii="Times New Roman" w:hAnsi="Times New Roman" w:cs="Times New Roman"/>
-          <w:b/>
-          <w:bCs/>
-          <w:lang w:val="en-CM"/>
-        </w:rPr>
-        <w:t>: Comparison of Key Predictors - Regression vs. Machine Learning</w:t>
       </w:r>
     </w:p>
     <w:tbl>
       <w:tblPr>
         <w:tblStyle w:val="PlainTable2"/>
-        <w:tblW w:w="0" w:type="auto"/>
+        <w:tblW w:w="9875" w:type="dxa"/>
         <w:tblLook w:val="04A0" w:firstRow="1" w:lastRow="0" w:firstColumn="1" w:lastColumn="0" w:noHBand="0" w:noVBand="1"/>
       </w:tblPr>
       <w:tblGrid>
-        <w:gridCol w:w="2877"/>
-        <w:gridCol w:w="2453"/>
-        <w:gridCol w:w="1881"/>
-        <w:gridCol w:w="2178"/>
+        <w:gridCol w:w="3227"/>
+        <w:gridCol w:w="2556"/>
+        <w:gridCol w:w="1958"/>
+        <w:gridCol w:w="2134"/>
       </w:tblGrid>
       <w:tr>
         <w:trPr>
@@ -24168,7 +23194,7 @@
         <w:tc>
           <w:tcPr>
             <w:cnfStyle w:val="001000000000" w:firstRow="0" w:lastRow="0" w:firstColumn="1" w:lastColumn="0" w:oddVBand="0" w:evenVBand="0" w:oddHBand="0" w:evenHBand="0" w:firstRowFirstColumn="0" w:firstRowLastColumn="0" w:lastRowFirstColumn="0" w:lastRowLastColumn="0"/>
-            <w:tcW w:w="0" w:type="auto"/>
+            <w:tcW w:w="3227" w:type="dxa"/>
             <w:vAlign w:val="center"/>
             <w:hideMark/>
           </w:tcPr>
@@ -24182,10 +23208,6 @@
               </w:rPr>
             </w:pPr>
             <w:r>
-              <w:rPr>
-                <w:b w:val="0"/>
-                <w:bCs w:val="0"/>
-              </w:rPr>
               <w:t>Predictor</w:t>
             </w:r>
           </w:p>
@@ -24207,10 +23229,6 @@
               </w:rPr>
             </w:pPr>
             <w:r>
-              <w:rPr>
-                <w:b w:val="0"/>
-                <w:bCs w:val="0"/>
-              </w:rPr>
               <w:t>Multinomial Regression</w:t>
             </w:r>
           </w:p>
@@ -24232,10 +23250,6 @@
               </w:rPr>
             </w:pPr>
             <w:r>
-              <w:rPr>
-                <w:b w:val="0"/>
-                <w:bCs w:val="0"/>
-              </w:rPr>
               <w:t>SHAP Importance</w:t>
             </w:r>
           </w:p>
@@ -24257,10 +23271,6 @@
               </w:rPr>
             </w:pPr>
             <w:r>
-              <w:rPr>
-                <w:b w:val="0"/>
-                <w:bCs w:val="0"/>
-              </w:rPr>
               <w:t>Agreement</w:t>
             </w:r>
           </w:p>
@@ -24273,7 +23283,7 @@
         <w:tc>
           <w:tcPr>
             <w:cnfStyle w:val="001000000000" w:firstRow="0" w:lastRow="0" w:firstColumn="1" w:lastColumn="0" w:oddVBand="0" w:evenVBand="0" w:oddHBand="0" w:evenHBand="0" w:firstRowFirstColumn="0" w:firstRowLastColumn="0" w:lastRowFirstColumn="0" w:lastRowLastColumn="0"/>
-            <w:tcW w:w="0" w:type="auto"/>
+            <w:tcW w:w="3227" w:type="dxa"/>
             <w:vAlign w:val="center"/>
             <w:hideMark/>
           </w:tcPr>
@@ -24366,7 +23376,7 @@
         <w:tc>
           <w:tcPr>
             <w:cnfStyle w:val="001000000000" w:firstRow="0" w:lastRow="0" w:firstColumn="1" w:lastColumn="0" w:oddVBand="0" w:evenVBand="0" w:oddHBand="0" w:evenHBand="0" w:firstRowFirstColumn="0" w:firstRowLastColumn="0" w:lastRowFirstColumn="0" w:lastRowLastColumn="0"/>
-            <w:tcW w:w="0" w:type="auto"/>
+            <w:tcW w:w="3227" w:type="dxa"/>
             <w:vAlign w:val="center"/>
             <w:hideMark/>
           </w:tcPr>
@@ -24461,7 +23471,7 @@
         <w:tc>
           <w:tcPr>
             <w:cnfStyle w:val="001000000000" w:firstRow="0" w:lastRow="0" w:firstColumn="1" w:lastColumn="0" w:oddVBand="0" w:evenVBand="0" w:oddHBand="0" w:evenHBand="0" w:firstRowFirstColumn="0" w:firstRowLastColumn="0" w:lastRowFirstColumn="0" w:lastRowLastColumn="0"/>
-            <w:tcW w:w="0" w:type="auto"/>
+            <w:tcW w:w="3227" w:type="dxa"/>
             <w:vAlign w:val="center"/>
             <w:hideMark/>
           </w:tcPr>
@@ -24553,7 +23563,7 @@
         <w:tc>
           <w:tcPr>
             <w:cnfStyle w:val="001000000000" w:firstRow="0" w:lastRow="0" w:firstColumn="1" w:lastColumn="0" w:oddVBand="0" w:evenVBand="0" w:oddHBand="0" w:evenHBand="0" w:firstRowFirstColumn="0" w:firstRowLastColumn="0" w:lastRowFirstColumn="0" w:lastRowLastColumn="0"/>
-            <w:tcW w:w="0" w:type="auto"/>
+            <w:tcW w:w="3227" w:type="dxa"/>
             <w:vAlign w:val="center"/>
             <w:hideMark/>
           </w:tcPr>
@@ -24651,7 +23661,7 @@
         <w:tc>
           <w:tcPr>
             <w:cnfStyle w:val="001000000000" w:firstRow="0" w:lastRow="0" w:firstColumn="1" w:lastColumn="0" w:oddVBand="0" w:evenVBand="0" w:oddHBand="0" w:evenHBand="0" w:firstRowFirstColumn="0" w:firstRowLastColumn="0" w:lastRowFirstColumn="0" w:lastRowLastColumn="0"/>
-            <w:tcW w:w="0" w:type="auto"/>
+            <w:tcW w:w="3227" w:type="dxa"/>
             <w:vAlign w:val="center"/>
             <w:hideMark/>
           </w:tcPr>
@@ -24745,7 +23755,7 @@
         <w:tc>
           <w:tcPr>
             <w:cnfStyle w:val="001000000000" w:firstRow="0" w:lastRow="0" w:firstColumn="1" w:lastColumn="0" w:oddVBand="0" w:evenVBand="0" w:oddHBand="0" w:evenHBand="0" w:firstRowFirstColumn="0" w:firstRowLastColumn="0" w:lastRowFirstColumn="0" w:lastRowLastColumn="0"/>
-            <w:tcW w:w="0" w:type="auto"/>
+            <w:tcW w:w="3227" w:type="dxa"/>
             <w:vAlign w:val="center"/>
             <w:hideMark/>
           </w:tcPr>
@@ -24840,7 +23850,7 @@
         <w:tc>
           <w:tcPr>
             <w:cnfStyle w:val="001000000000" w:firstRow="0" w:lastRow="0" w:firstColumn="1" w:lastColumn="0" w:oddVBand="0" w:evenVBand="0" w:oddHBand="0" w:evenHBand="0" w:firstRowFirstColumn="0" w:firstRowLastColumn="0" w:lastRowFirstColumn="0" w:lastRowLastColumn="0"/>
-            <w:tcW w:w="0" w:type="auto"/>
+            <w:tcW w:w="3227" w:type="dxa"/>
             <w:vAlign w:val="center"/>
             <w:hideMark/>
           </w:tcPr>
@@ -24929,7 +23939,7 @@
         <w:tc>
           <w:tcPr>
             <w:cnfStyle w:val="001000000000" w:firstRow="0" w:lastRow="0" w:firstColumn="1" w:lastColumn="0" w:oddVBand="0" w:evenVBand="0" w:oddHBand="0" w:evenHBand="0" w:firstRowFirstColumn="0" w:firstRowLastColumn="0" w:lastRowFirstColumn="0" w:lastRowLastColumn="0"/>
-            <w:tcW w:w="0" w:type="auto"/>
+            <w:tcW w:w="3227" w:type="dxa"/>
             <w:vAlign w:val="center"/>
             <w:hideMark/>
           </w:tcPr>
@@ -25021,7 +24031,7 @@
         <w:tc>
           <w:tcPr>
             <w:cnfStyle w:val="001000000000" w:firstRow="0" w:lastRow="0" w:firstColumn="1" w:lastColumn="0" w:oddVBand="0" w:evenVBand="0" w:oddHBand="0" w:evenHBand="0" w:firstRowFirstColumn="0" w:firstRowLastColumn="0" w:lastRowFirstColumn="0" w:lastRowLastColumn="0"/>
-            <w:tcW w:w="0" w:type="auto"/>
+            <w:tcW w:w="3227" w:type="dxa"/>
             <w:vAlign w:val="center"/>
             <w:hideMark/>
           </w:tcPr>
@@ -25110,7 +24120,7 @@
         <w:tc>
           <w:tcPr>
             <w:cnfStyle w:val="001000000000" w:firstRow="0" w:lastRow="0" w:firstColumn="1" w:lastColumn="0" w:oddVBand="0" w:evenVBand="0" w:oddHBand="0" w:evenHBand="0" w:firstRowFirstColumn="0" w:firstRowLastColumn="0" w:lastRowFirstColumn="0" w:lastRowLastColumn="0"/>
-            <w:tcW w:w="0" w:type="auto"/>
+            <w:tcW w:w="3227" w:type="dxa"/>
             <w:vAlign w:val="center"/>
             <w:hideMark/>
           </w:tcPr>
@@ -25198,14 +24208,27 @@
     </w:tbl>
     <w:p>
       <w:pPr>
-        <w:jc w:val="both"/>
+        <w:jc w:val="center"/>
         <w:rPr>
           <w:rFonts w:ascii="Times New Roman" w:hAnsi="Times New Roman" w:cs="Times New Roman"/>
           <w:b/>
           <w:bCs/>
+          <w:i/>
+          <w:iCs/>
           <w:lang w:val="en-CM"/>
         </w:rPr>
       </w:pPr>
+      <w:r>
+        <w:rPr>
+          <w:rFonts w:ascii="Times New Roman" w:hAnsi="Times New Roman" w:cs="Times New Roman"/>
+          <w:b/>
+          <w:bCs/>
+          <w:i/>
+          <w:iCs/>
+          <w:lang w:val="en-CM"/>
+        </w:rPr>
+        <w:t>Table 7: Comparison of Key Predictors - Regression vs. Machine Learning</w:t>
+      </w:r>
     </w:p>
     <w:p>
       <w:pPr>
@@ -25240,7 +24263,35 @@
           <w:rFonts w:ascii="Times New Roman" w:hAnsi="Times New Roman" w:cs="Times New Roman"/>
           <w:lang w:val="en-CM"/>
         </w:rPr>
-        <w:t>The modest predictive performance (57.0% accuracy, 53.7% weighted F1) indicates that women's decisional autonomy in family planning is influenced by factors beyond those captured in the DHS dataset. Unmeasured variables that may explain the remaining prediction gap include:</w:t>
+        <w:t>The modest predictive performance (5</w:t>
+      </w:r>
+      <w:r>
+        <w:rPr>
+          <w:rFonts w:ascii="Times New Roman" w:hAnsi="Times New Roman" w:cs="Times New Roman"/>
+          <w:lang w:val="en-CM"/>
+        </w:rPr>
+        <w:t>5</w:t>
+      </w:r>
+      <w:r>
+        <w:rPr>
+          <w:rFonts w:ascii="Times New Roman" w:hAnsi="Times New Roman" w:cs="Times New Roman"/>
+          <w:lang w:val="en-CM"/>
+        </w:rPr>
+        <w:t>.0% accuracy, 5</w:t>
+      </w:r>
+      <w:r>
+        <w:rPr>
+          <w:rFonts w:ascii="Times New Roman" w:hAnsi="Times New Roman" w:cs="Times New Roman"/>
+          <w:lang w:val="en-CM"/>
+        </w:rPr>
+        <w:t>2</w:t>
+      </w:r>
+      <w:r>
+        <w:rPr>
+          <w:rFonts w:ascii="Times New Roman" w:hAnsi="Times New Roman" w:cs="Times New Roman"/>
+          <w:lang w:val="en-CM"/>
+        </w:rPr>
+        <w:t>.7% weighted F1) indicates that women's decisional autonomy in family planning is influenced by factors beyond those captured in the DHS dataset. Unmeasured variables that may explain the remaining prediction gap include:</w:t>
       </w:r>
     </w:p>
     <w:p>
@@ -25269,7 +24320,21 @@
           <w:rFonts w:ascii="Times New Roman" w:hAnsi="Times New Roman" w:cs="Times New Roman"/>
           <w:lang w:val="en-CM"/>
         </w:rPr>
-        <w:t> Self-efficacy, attitudes toward contraception, perceived behavioral control</w:t>
+        <w:t> Self-efficacy, attitudes toward contraception, perceived behavio</w:t>
+      </w:r>
+      <w:r>
+        <w:rPr>
+          <w:rFonts w:ascii="Times New Roman" w:hAnsi="Times New Roman" w:cs="Times New Roman"/>
+          <w:lang w:val="en-CM"/>
+        </w:rPr>
+        <w:t>u</w:t>
+      </w:r>
+      <w:r>
+        <w:rPr>
+          <w:rFonts w:ascii="Times New Roman" w:hAnsi="Times New Roman" w:cs="Times New Roman"/>
+          <w:lang w:val="en-CM"/>
+        </w:rPr>
+        <w:t>ral control</w:t>
       </w:r>
     </w:p>
     <w:p>
@@ -25372,7 +24437,21 @@
           <w:rFonts w:ascii="Times New Roman" w:hAnsi="Times New Roman" w:cs="Times New Roman"/>
           <w:lang w:val="en-CM"/>
         </w:rPr>
-        <w:t>This finding underscores the value of mixed-methods research that combines quantitative survey analysis with qualitative exploration of decision-making processes. The 57% accuracy aligns with recent DHS-based ML studies, which have reported accuracy ranges of 55-73% for reproductive health outcomes (Melaku et al., 2025), suggesting that predicting human decision-making from survey data inherently has limitations.</w:t>
+        <w:t>This finding underscores the value of mixed-methods research that combines quantitative survey analysis with qualitative exploration of decision-making processes. The 5</w:t>
+      </w:r>
+      <w:r>
+        <w:rPr>
+          <w:rFonts w:ascii="Times New Roman" w:hAnsi="Times New Roman" w:cs="Times New Roman"/>
+          <w:lang w:val="en-CM"/>
+        </w:rPr>
+        <w:t>5</w:t>
+      </w:r>
+      <w:r>
+        <w:rPr>
+          <w:rFonts w:ascii="Times New Roman" w:hAnsi="Times New Roman" w:cs="Times New Roman"/>
+          <w:lang w:val="en-CM"/>
+        </w:rPr>
+        <w:t>% accuracy aligns with recent DHS-based ML studies, which have reported accuracy ranges of 55-73% for reproductive health outcomes (Melaku et al., 2025), suggesting that predicting human decision-making from survey data inherently has limitations.</w:t>
       </w:r>
     </w:p>
     <w:p>
@@ -25408,7 +24487,7 @@
           <w:rFonts w:ascii="Times New Roman" w:hAnsi="Times New Roman" w:cs="Times New Roman"/>
           <w:lang w:val="en-CM"/>
         </w:rPr>
-        <w:t>This study examined the factors associated with family planning decisional autonomy among 1,533 married, non-pregnant women in Cameroon using the 2018 DHS-7 data, employing a multinomial logistic regression framework that distinguishes between woman-alone, husband-alone, and joint decision-making categories. The key findings reveal that </w:t>
+        <w:t>This study examined the factors associated with family planning decisional autonomy among 1,533 married, non-pregnant women in Cameroon using the 2018 DHS-7 data, employing both a multinomial logistic regression framework and seven machine learning algorithms to provide a comprehensive analysis of determinants of decisional autonomy across woman-alone, husband-alone, and joint decision-making categories. The key findings reveal that </w:t>
       </w:r>
       <w:r>
         <w:rPr>
@@ -25535,7 +24614,15 @@
           <w:rFonts w:ascii="Times New Roman" w:hAnsi="Times New Roman" w:cs="Times New Roman"/>
           <w:lang w:val="en-CM"/>
         </w:rPr>
-        <w:t> was consistently protective against both husband-only (RRR=0.612, p&lt;0.05) and joint decision-making (RRR=0.638, p&lt;0.01). This finding is consistent with extensive literature demonstrating that economic independence improves women's control over their reproductive choices by increasing their bargaining position within the household (Demissie et al., 2022; Asmamaw et al., 2024). The finding that working women are less likely to engage in joint decision-making suggests that economic independence may enable women to make independent decisions rather than sharing power or ceding control to partners.</w:t>
+        <w:t xml:space="preserve"> was consistently protective against both husband-only (RRR=0.612, p&lt;0.05) and joint decision-making (RRR=0.638, p&lt;0.01). This finding is consistent with extensive literature demonstrating that economic independence improves women's control over their reproductive choices by increasing their bargaining position within the household (Demissie et al., 2022; Asmamaw et al., 2024). The finding that working women are less likely to engage in joint decision-making suggests that </w:t>
+      </w:r>
+      <w:r>
+        <w:rPr>
+          <w:rFonts w:ascii="Times New Roman" w:hAnsi="Times New Roman" w:cs="Times New Roman"/>
+          <w:lang w:val="en-CM"/>
+        </w:rPr>
+        <w:lastRenderedPageBreak/>
+        <w:t>economic independence may enable women to make independent decisions rather than sharing power or ceding control to partners.</w:t>
       </w:r>
     </w:p>
     <w:p>
@@ -25554,7 +24641,6 @@
           <w:bCs/>
           <w:lang w:val="en-CM"/>
         </w:rPr>
-        <w:lastRenderedPageBreak/>
         <w:t>Women's age</w:t>
       </w:r>
       <w:r>
@@ -25605,35 +24691,52 @@
           <w:rFonts w:ascii="Times New Roman" w:hAnsi="Times New Roman" w:cs="Times New Roman"/>
           <w:lang w:val="en-CM"/>
         </w:rPr>
-        <w:t>The substantial regional variations observed</w:t>
+        <w:t>The substantial regional variations observed with the North region showing elevated husband-only decisions (RRR=4.005), the North-West region showing elevated risks for both patterns (husband-only: RRR=5.430; joint: RRR=5.090), and the West, Centre, and Douala regions showing elevated joint decisions (RRR=2.446–2.995) highlight the need for context-specific interventions that account for local cultural norms and practices.</w:t>
+      </w:r>
+    </w:p>
+    <w:p>
+      <w:pPr>
+        <w:spacing w:after="120"/>
+        <w:jc w:val="both"/>
+        <w:rPr>
+          <w:rFonts w:ascii="Times New Roman" w:hAnsi="Times New Roman" w:cs="Times New Roman"/>
+          <w:lang w:val="en-CM"/>
+        </w:rPr>
+      </w:pPr>
+      <w:r>
+        <w:rPr>
+          <w:rFonts w:ascii="Times New Roman" w:hAnsi="Times New Roman" w:cs="Times New Roman"/>
+          <w:lang w:val="en-CM"/>
+        </w:rPr>
+        <w:t>These findings from multinomial logistic regression are substantially corroborated by the machine learning SHAP analysis. The LightGBM model, which achieved the highest predictive performance (accuracy: 5</w:t>
       </w:r>
       <w:r>
         <w:rPr>
           <w:rFonts w:ascii="Times New Roman" w:hAnsi="Times New Roman" w:cs="Times New Roman"/>
           <w:lang w:val="en-CM"/>
         </w:rPr>
-        <w:t xml:space="preserve"> </w:t>
+        <w:t>5</w:t>
       </w:r>
       <w:r>
         <w:rPr>
           <w:rFonts w:ascii="Times New Roman" w:hAnsi="Times New Roman" w:cs="Times New Roman"/>
           <w:lang w:val="en-CM"/>
         </w:rPr>
-        <w:t>with the North region showing elevated husband-only decisions (RRR=4.005), the North-West region showing elevated risks for both patterns (husband-only: RRR=5.430; joint: RRR=5.090), and the West, Centre, and Douala regions showing elevated joint decisions (RRR=2.446–2.995)</w:t>
+        <w:t>.0%, weighted F1: 5</w:t>
       </w:r>
       <w:r>
         <w:rPr>
           <w:rFonts w:ascii="Times New Roman" w:hAnsi="Times New Roman" w:cs="Times New Roman"/>
           <w:lang w:val="en-CM"/>
         </w:rPr>
-        <w:t xml:space="preserve"> </w:t>
+        <w:t>2</w:t>
       </w:r>
       <w:r>
         <w:rPr>
           <w:rFonts w:ascii="Times New Roman" w:hAnsi="Times New Roman" w:cs="Times New Roman"/>
           <w:lang w:val="en-CM"/>
         </w:rPr>
-        <w:t>highlight the need for context-specific interventions that account for local cultural norms and practices.</w:t>
+        <w:t>.7%), ranked region as the single most influential predictor (SHAP importance: 0.545), followed by partner’s desired children (0.350), women’s age (0.248), and husband’s education (0.242). This convergence across two methodologically distinct approaches strengthens confidence in the identified determinants. Notably, the SHAP analysis also elevated marital status (0.186), facility-based FP information (0.198), and women’s education (0.165) as contributors to prediction, variables that were either non-significant or not emphasized in regression. This divergence suggests the presence of non-linear interactions between these factors and decisional autonomy that the multinomial model may not fully capture, and warrants further investigation using more granular data.</w:t>
       </w:r>
     </w:p>
     <w:p>
@@ -25678,6 +24781,35 @@
         </w:rPr>
         <w:t>This study has several limitations. The cross-sectional design of the DHS precludes causal inference - associations identified reflect correlations that must be interpreted cautiously. The domestic violence module, which was administered to a subsample of women, could not be included due to high missingness, potentially omitting an important determinant of reproductive coercion. The household decision-making variables (v743a-f) were also not included as independent variables given their conceptual proximity to the outcome, though future research might examine them as mediators. Finally, this analysis focused on the individual woman record file; cluster-level variables that might justify a multilevel modelling approach were not explored.</w:t>
       </w:r>
+      <w:r>
+        <w:rPr>
+          <w:rFonts w:ascii="Times New Roman" w:hAnsi="Times New Roman" w:cs="Times New Roman"/>
+          <w:lang w:val="en-CM"/>
+        </w:rPr>
+        <w:t xml:space="preserve"> With respect to the machine learning component, several additional limitations apply. The modest predictive performance (5</w:t>
+      </w:r>
+      <w:r>
+        <w:rPr>
+          <w:rFonts w:ascii="Times New Roman" w:hAnsi="Times New Roman" w:cs="Times New Roman"/>
+          <w:lang w:val="en-CM"/>
+        </w:rPr>
+        <w:t>5</w:t>
+      </w:r>
+      <w:r>
+        <w:rPr>
+          <w:rFonts w:ascii="Times New Roman" w:hAnsi="Times New Roman" w:cs="Times New Roman"/>
+          <w:lang w:val="en-CM"/>
+        </w:rPr>
+        <w:t xml:space="preserve">.0% accuracy, 5.7% weighted F1) indicates that a substantial portion of the variance in decisional autonomy remains unexplained by the DHS variables available, likely due to the absence of psychological, relational, and community-level factors. The relatively small analytical sample (n=1,533) limits the generalizability of the machine learning models. Furthermore, while SMOTE was applied to address class imbalance, the near-absence of the “other decision-maker” category (0.1%) necessitated its exclusion from the ML </w:t>
+      </w:r>
+      <w:r>
+        <w:rPr>
+          <w:rFonts w:ascii="Times New Roman" w:hAnsi="Times New Roman" w:cs="Times New Roman"/>
+          <w:lang w:val="en-CM"/>
+        </w:rPr>
+        <w:lastRenderedPageBreak/>
+        <w:t>models, restricting classification to three categories. Finally, machine learning models used here do not incorporate survey sampling weights, meaning the regression and ML results are not directly comparable; the regression findings retain the primary inferential authority for this population-representative dataset.</w:t>
+      </w:r>
     </w:p>
     <w:p>
       <w:pPr>
@@ -25714,7 +24846,7 @@
           <w:rFonts w:ascii="Times New Roman" w:hAnsi="Times New Roman" w:cs="Times New Roman"/>
           <w:lang w:val="en-CM"/>
         </w:rPr>
-        <w:t>The complementary application of multinomial logistic regression and machine learning algorithms in this study offers several methodological insights.</w:t>
+        <w:t>The complementary application of multinomial logistic regression and seven machine learning algorithms in this study offers several important methodological insights that mutually reinforce and extend the regression findings.</w:t>
       </w:r>
     </w:p>
     <w:p>
@@ -25780,7 +24912,7 @@
           <w:rFonts w:ascii="Times New Roman" w:hAnsi="Times New Roman" w:cs="Times New Roman"/>
           <w:lang w:val="en-CM"/>
         </w:rPr>
-        <w:t> between methods revealed important nuances. Women's education and current contraceptive use appeared in SHAP top features but were not significant in regression, suggesting that these factors may have complex, non-linear relationships with decisional autonomy that linear models fail to capture. This highlights the value of ML as a complementary tool for identifying patterns that warrant further investigation.</w:t>
+        <w:t> between methods revealed important nuances. Women's education, marital status, facility-based FP information, and number of living children emerged as influential in the SHAP analysis but were either non-significant or not emphasized in the regression model. This divergence suggests that these factors may operate through non-linear pathways or interact with other variables in ways that parametric regression fails to fully capture. Specifically, marital status ranked ninth in SHAP importance (0.186) despite its significant regression coefficient, indicating a more complex moderating role in the ML feature space. This highlights the value of ML as a complementary analytical tool for surfacing patterns that warrant further confirmatory investigation.</w:t>
       </w:r>
     </w:p>
     <w:p>
@@ -25797,7 +24929,35 @@
           <w:rFonts w:ascii="Times New Roman" w:hAnsi="Times New Roman" w:cs="Times New Roman"/>
           <w:lang w:val="en-CM"/>
         </w:rPr>
-        <w:t>Third, the modest predictive performance of even the best machine learning model (57.0% accuracy) suggests that women's reproductive decision-making autonomy is inherently complex and multideterminantal. This finding aligns with recent DHS-based ML studies in similar contexts, which have reported accuracy ranges of 55-73% for reproductive health outcomes (Melaku et al., 2025).</w:t>
+        <w:t>Third, the modest predictive performance of even the best machine learning model (5</w:t>
+      </w:r>
+      <w:r>
+        <w:rPr>
+          <w:rFonts w:ascii="Times New Roman" w:hAnsi="Times New Roman" w:cs="Times New Roman"/>
+          <w:lang w:val="en-CM"/>
+        </w:rPr>
+        <w:t>5</w:t>
+      </w:r>
+      <w:r>
+        <w:rPr>
+          <w:rFonts w:ascii="Times New Roman" w:hAnsi="Times New Roman" w:cs="Times New Roman"/>
+          <w:lang w:val="en-CM"/>
+        </w:rPr>
+        <w:t>.0% accuracy) suggests that women's reproductive decision-making autonomy is inherently complex and multi</w:t>
+      </w:r>
+      <w:r>
+        <w:rPr>
+          <w:rFonts w:ascii="Times New Roman" w:hAnsi="Times New Roman" w:cs="Times New Roman"/>
+          <w:lang w:val="en-CM"/>
+        </w:rPr>
+        <w:t xml:space="preserve"> </w:t>
+      </w:r>
+      <w:r>
+        <w:rPr>
+          <w:rFonts w:ascii="Times New Roman" w:hAnsi="Times New Roman" w:cs="Times New Roman"/>
+          <w:lang w:val="en-CM"/>
+        </w:rPr>
+        <w:t>determinantal. This finding aligns with recent DHS-based ML studies in similar contexts, which have reported accuracy ranges of 55-73% for reproductive health outcomes (Melaku et al., 2025).</w:t>
       </w:r>
     </w:p>
     <w:p>
@@ -25814,7 +24974,6 @@
           <w:rFonts w:ascii="Times New Roman" w:hAnsi="Times New Roman" w:cs="Times New Roman"/>
           <w:lang w:val="en-CM"/>
         </w:rPr>
-        <w:lastRenderedPageBreak/>
         <w:t>Fourth, the confusion matrix analysis revealed that joint decision-making was more accurately predicted (80.7% correct) than woman-alone (29.1% correct) or partner-alone decisions (19.6% correct). This suggests that the factors enabling shared decision-making are more readily captured by survey data than those enabling independent decision-making by either partner. Independent decision-making may be influenced by more subtle, unmeasured psychological factors such as self-efficacy, personal values, and past experiences with healthcare providers.</w:t>
       </w:r>
     </w:p>
@@ -25868,7 +25027,7 @@
           <w:rFonts w:ascii="Times New Roman" w:hAnsi="Times New Roman" w:cs="Times New Roman"/>
           <w:lang w:val="en-CM"/>
         </w:rPr>
-        <w:t>This study demonstrates that women's family planning decisional autonomy in Cameroon is shaped by an interplay of individual, interpersonal, and institutional factors. </w:t>
+        <w:t>Using a dual analytical approach combining multinomial logistic regression and machine learning, this study demonstrates that women's family planning decisional autonomy in Cameroon is shaped by an interplay of individual, interpersonal, and institutional factors. </w:t>
       </w:r>
       <w:r>
         <w:rPr>
@@ -25901,6 +25060,7 @@
           <w:rFonts w:ascii="Times New Roman" w:hAnsi="Times New Roman" w:cs="Times New Roman"/>
           <w:lang w:val="en-CM"/>
         </w:rPr>
+        <w:lastRenderedPageBreak/>
         <w:t>The findings point to several concrete policy implications:</w:t>
       </w:r>
     </w:p>
@@ -26072,15 +25232,35 @@
           <w:rFonts w:ascii="Times New Roman" w:hAnsi="Times New Roman" w:cs="Times New Roman"/>
           <w:lang w:val="en-CM"/>
         </w:rPr>
-        <w:t xml:space="preserve">The complementary application of multinomial logistic regression and machine learning algorithms strengthens confidence in the identified determinants, with both approaches converging on region, </w:t>
+        <w:t>The complementary application of multinomial logistic regression and machine learning algorithms strengthens confidence in the identified determinants, with both approaches converging on region, husband's education, partner's fertility preferences, and women's employment as the most robust predictors. Notably, the machine learning SHAP analysis additionally highlighted marital status, facility-based FP information, and women's education as contributors, suggesting these factors may have non-linear or interaction effects not captured by the regression model. The modest predictive performance of the best machine learning model (LightGBM: 5</w:t>
       </w:r>
       <w:r>
         <w:rPr>
           <w:rFonts w:ascii="Times New Roman" w:hAnsi="Times New Roman" w:cs="Times New Roman"/>
           <w:lang w:val="en-CM"/>
         </w:rPr>
-        <w:lastRenderedPageBreak/>
-        <w:t>husband's education, partner's fertility preferences, and women's employment as the most robust predictors. The modest predictive performance of machine learning models (57.0% accuracy) suggests that future research should incorporate additional psychological, relational, and community-level variables not captured in standard DHS surveys.</w:t>
+        <w:t>5</w:t>
+      </w:r>
+      <w:r>
+        <w:rPr>
+          <w:rFonts w:ascii="Times New Roman" w:hAnsi="Times New Roman" w:cs="Times New Roman"/>
+          <w:lang w:val="en-CM"/>
+        </w:rPr>
+        <w:t>.0% accuracy, 5</w:t>
+      </w:r>
+      <w:r>
+        <w:rPr>
+          <w:rFonts w:ascii="Times New Roman" w:hAnsi="Times New Roman" w:cs="Times New Roman"/>
+          <w:lang w:val="en-CM"/>
+        </w:rPr>
+        <w:t>2</w:t>
+      </w:r>
+      <w:r>
+        <w:rPr>
+          <w:rFonts w:ascii="Times New Roman" w:hAnsi="Times New Roman" w:cs="Times New Roman"/>
+          <w:lang w:val="en-CM"/>
+        </w:rPr>
+        <w:t>.7% weighted F1) underscores that women's reproductive decision-making autonomy is shaped by complex, multidimensional factors beyond what standard DHS variables can capture. Future research should incorporate additional psychological, relational, and community-level variables, and consider multilevel modeling and longitudinal designs to establish causal pathways.</w:t>
       </w:r>
     </w:p>
     <w:p>
@@ -26105,87 +25285,6 @@
         <w:spacing w:after="120"/>
         <w:jc w:val="both"/>
         <w:rPr>
-          <w:rFonts w:ascii="Times New Roman" w:hAnsi="Times New Roman" w:cs="Times New Roman"/>
-          <w:lang w:val="en-CM"/>
-        </w:rPr>
-      </w:pPr>
-    </w:p>
-    <w:p>
-      <w:pPr>
-        <w:spacing w:after="120"/>
-        <w:jc w:val="both"/>
-        <w:rPr>
-          <w:rFonts w:ascii="Times New Roman" w:hAnsi="Times New Roman" w:cs="Times New Roman"/>
-          <w:b/>
-          <w:bCs/>
-          <w:lang w:val="en-CM"/>
-        </w:rPr>
-      </w:pPr>
-      <w:r>
-        <w:rPr>
-          <w:rFonts w:ascii="Times New Roman" w:hAnsi="Times New Roman" w:cs="Times New Roman"/>
-          <w:b/>
-          <w:bCs/>
-          <w:lang w:val="en-CM"/>
-        </w:rPr>
-        <w:t>RESOURCES</w:t>
-      </w:r>
-    </w:p>
-    <w:p>
-      <w:pPr>
-        <w:spacing w:after="120"/>
-        <w:jc w:val="both"/>
-        <w:rPr>
-          <w:rFonts w:ascii="Times New Roman" w:hAnsi="Times New Roman" w:cs="Times New Roman"/>
-          <w:lang w:val="en-CM"/>
-        </w:rPr>
-      </w:pPr>
-      <w:r>
-        <w:rPr>
-          <w:rFonts w:ascii="Times New Roman" w:hAnsi="Times New Roman" w:cs="Times New Roman"/>
-          <w:lang w:val="en-CM"/>
-        </w:rPr>
-        <w:t xml:space="preserve">Github Repo: </w:t>
-      </w:r>
-      <w:r>
-        <w:rPr>
-          <w:rFonts w:ascii="Times New Roman" w:hAnsi="Times New Roman" w:cs="Times New Roman"/>
-          <w:lang w:val="en-CM"/>
-        </w:rPr>
-        <w:t>https://github.com/Enow-brenda/congenial-winner</w:t>
-      </w:r>
-    </w:p>
-    <w:p>
-      <w:pPr>
-        <w:spacing w:after="120"/>
-        <w:jc w:val="both"/>
-        <w:rPr>
-          <w:rFonts w:ascii="Times New Roman" w:hAnsi="Times New Roman" w:cs="Times New Roman"/>
-          <w:lang w:val="en-CM"/>
-        </w:rPr>
-      </w:pPr>
-      <w:r>
-        <w:rPr>
-          <w:rFonts w:ascii="Times New Roman" w:hAnsi="Times New Roman" w:cs="Times New Roman"/>
-          <w:lang w:val="en-CM"/>
-        </w:rPr>
-        <w:t xml:space="preserve">Streamli App: </w:t>
-      </w:r>
-      <w:hyperlink r:id="rId8" w:history="1">
-        <w:r>
-          <w:rPr>
-            <w:rStyle w:val="Hyperlink"/>
-            <w:rFonts w:ascii="Times New Roman" w:hAnsi="Times New Roman" w:cs="Times New Roman"/>
-          </w:rPr>
-          <w:t>Streamlit</w:t>
-        </w:r>
-      </w:hyperlink>
-    </w:p>
-    <w:p>
-      <w:pPr>
-        <w:spacing w:after="120"/>
-        <w:jc w:val="both"/>
-        <w:rPr>
           <w:rFonts w:ascii="Times New Roman" w:eastAsiaTheme="majorEastAsia" w:hAnsi="Times New Roman" w:cs="Times New Roman"/>
           <w:b/>
           <w:bCs/>
@@ -26233,7 +25332,7 @@
         </w:rPr>
         <w:t xml:space="preserve">Demissie, G.D., Akalu, Y., Gelagay, A.A., Alemnew, W. &amp; Yeshaw, Y. (2022). Factors associated with decision-making power of married women to use family planning in sub-Saharan Africa: a multilevel analysis of demographic health surveys. BMC Public Health, 22(837). </w:t>
       </w:r>
-      <w:hyperlink r:id="rId9" w:history="1">
+      <w:hyperlink r:id="rId8" w:history="1">
         <w:r>
           <w:rPr>
             <w:rStyle w:val="Hyperlink"/>
@@ -26382,6 +25481,94 @@
         </w:rPr>
         <w:t>WHO. (2015). Trends in maternal mortality: 1990-2015. Estimates by WHO, UNICEF, UNFPA, The World Bank and the United Nations Population Division. World Health Organization.</w:t>
       </w:r>
+    </w:p>
+    <w:p>
+      <w:pPr>
+        <w:rPr>
+          <w:rFonts w:ascii="Times New Roman" w:hAnsi="Times New Roman" w:cs="Times New Roman"/>
+        </w:rPr>
+      </w:pPr>
+      <w:r>
+        <w:rPr>
+          <w:rFonts w:ascii="Times New Roman" w:hAnsi="Times New Roman" w:cs="Times New Roman"/>
+        </w:rPr>
+        <w:br w:type="page"/>
+      </w:r>
+    </w:p>
+    <w:p>
+      <w:pPr>
+        <w:spacing w:after="120"/>
+        <w:jc w:val="both"/>
+        <w:rPr>
+          <w:rFonts w:ascii="Times New Roman" w:hAnsi="Times New Roman" w:cs="Times New Roman"/>
+          <w:b/>
+          <w:bCs/>
+          <w:color w:val="0070C0"/>
+          <w:lang w:val="en-CM"/>
+        </w:rPr>
+      </w:pPr>
+      <w:r>
+        <w:rPr>
+          <w:rFonts w:ascii="Times New Roman" w:hAnsi="Times New Roman" w:cs="Times New Roman"/>
+          <w:b/>
+          <w:bCs/>
+          <w:color w:val="0070C0"/>
+          <w:lang w:val="en-CM"/>
+        </w:rPr>
+        <w:lastRenderedPageBreak/>
+        <w:t>APPENDIX</w:t>
+      </w:r>
+    </w:p>
+    <w:p>
+      <w:pPr>
+        <w:spacing w:after="120"/>
+        <w:jc w:val="both"/>
+        <w:rPr>
+          <w:rFonts w:ascii="Times New Roman" w:hAnsi="Times New Roman" w:cs="Times New Roman"/>
+          <w:lang w:val="en-CM"/>
+        </w:rPr>
+      </w:pPr>
+      <w:r>
+        <w:rPr>
+          <w:rFonts w:ascii="Times New Roman" w:hAnsi="Times New Roman" w:cs="Times New Roman"/>
+          <w:lang w:val="en-CM"/>
+        </w:rPr>
+        <w:t>Github Repo: https://github.com/Enow-brenda/congenial-winner</w:t>
+      </w:r>
+    </w:p>
+    <w:p>
+      <w:pPr>
+        <w:spacing w:after="120"/>
+        <w:jc w:val="both"/>
+        <w:rPr>
+          <w:rFonts w:ascii="Times New Roman" w:hAnsi="Times New Roman" w:cs="Times New Roman"/>
+          <w:lang w:val="en-CM"/>
+        </w:rPr>
+      </w:pPr>
+      <w:r>
+        <w:rPr>
+          <w:rFonts w:ascii="Times New Roman" w:hAnsi="Times New Roman" w:cs="Times New Roman"/>
+          <w:lang w:val="en-CM"/>
+        </w:rPr>
+        <w:t xml:space="preserve">Streamli App: </w:t>
+      </w:r>
+      <w:hyperlink r:id="rId9" w:history="1">
+        <w:r>
+          <w:rPr>
+            <w:rStyle w:val="Hyperlink"/>
+            <w:rFonts w:ascii="Times New Roman" w:hAnsi="Times New Roman" w:cs="Times New Roman"/>
+          </w:rPr>
+          <w:t>macgpt-congenial-winner.streamlit.app</w:t>
+        </w:r>
+      </w:hyperlink>
+    </w:p>
+    <w:p>
+      <w:pPr>
+        <w:ind w:left="283" w:hanging="283"/>
+        <w:rPr>
+          <w:rFonts w:ascii="Times New Roman" w:hAnsi="Times New Roman" w:cs="Times New Roman"/>
+        </w:rPr>
+      </w:pPr>
     </w:p>
     <w:sectPr>
       <w:pgSz w:w="12240" w:h="15840"/>
@@ -28227,6 +27414,7 @@
   <w:style w:type="character" w:default="1" w:styleId="DefaultParagraphFont">
     <w:name w:val="Default Paragraph Font"/>
     <w:uiPriority w:val="1"/>
+    <w:semiHidden/>
     <w:unhideWhenUsed/>
   </w:style>
   <w:style w:type="table" w:default="1" w:styleId="TableNormal">
@@ -28796,7 +27984,6 @@
     <w:basedOn w:val="Normal"/>
     <w:next w:val="Normal"/>
     <w:uiPriority w:val="35"/>
-    <w:semiHidden/>
     <w:unhideWhenUsed/>
     <w:qFormat/>
     <w:rsid w:val="00FC693F"/>
